--- a/Ethiek-WebDev2026/Ethiek-Stappenplan.docx
+++ b/Ethiek-WebDev2026/Ethiek-Stappenplan.docx
@@ -3,7 +3,21 @@
 <w:document xmlns:wpc="http://schemas.microsoft.com/office/word/2010/wordprocessingCanvas" xmlns:cx="http://schemas.microsoft.com/office/drawing/2014/chartex" xmlns:cx1="http://schemas.microsoft.com/office/drawing/2015/9/8/chartex" xmlns:cx2="http://schemas.microsoft.com/office/drawing/2015/10/21/chartex" xmlns:cx3="http://schemas.microsoft.com/office/drawing/2016/5/9/chartex" xmlns:cx4="http://schemas.microsoft.com/office/drawing/2016/5/10/chartex" xmlns:cx5="http://schemas.microsoft.com/office/drawing/2016/5/11/chartex" xmlns:cx6="http://schemas.microsoft.com/office/drawing/2016/5/12/chartex" xmlns:cx7="http://schemas.microsoft.com/office/drawing/2016/5/13/chartex" xmlns:cx8="http://schemas.microsoft.com/office/drawing/2016/5/14/chartex" xmlns:mc="http://schemas.openxmlformats.org/markup-compatibility/2006" xmlns:aink="http://schemas.microsoft.com/office/drawing/2016/ink" xmlns:am3d="http://schemas.microsoft.com/office/drawing/2017/model3d" xmlns:o="urn:schemas-microsoft-com:office:office" xmlns:oel="http://schemas.microsoft.com/office/2019/extlst" xmlns:r="http://schemas.openxmlformats.org/officeDocument/2006/relationships" xmlns:m="http://schemas.openxmlformats.org/officeDocument/2006/math" xmlns:v="urn:schemas-microsoft-com:vml" xmlns:wp14="http://schemas.microsoft.com/office/word/2010/wordprocessingDrawing" xmlns:wp="http://schemas.openxmlformats.org/drawingml/2006/wordprocessingDrawing" xmlns:w10="urn:schemas-microsoft-com:office:word" xmlns:w="http://schemas.openxmlformats.org/wordprocessingml/2006/main" xmlns:w14="http://schemas.microsoft.com/office/word/2010/wordml" xmlns:w15="http://schemas.microsoft.com/office/word/2012/wordml" xmlns:w16cex="http://schemas.microsoft.com/office/word/2018/wordml/cex" xmlns:w16cid="http://schemas.microsoft.com/office/word/2016/wordml/cid" xmlns:w16="http://schemas.microsoft.com/office/word/2018/wordml" xmlns:w16du="http://schemas.microsoft.com/office/word/2023/wordml/word16du" xmlns:w16sdtdh="http://schemas.microsoft.com/office/word/2020/wordml/sdtdatahash" xmlns:w16sdtfl="http://schemas.microsoft.com/office/word/2024/wordml/sdtformatlock" xmlns:w16se="http://schemas.microsoft.com/office/word/2015/wordml/symex" xmlns:wpg="http://schemas.microsoft.com/office/word/2010/wordprocessingGroup" xmlns:wpi="http://schemas.microsoft.com/office/word/2010/wordprocessingInk" xmlns:wne="http://schemas.microsoft.com/office/word/2006/wordml" xmlns:wps="http://schemas.microsoft.com/office/word/2010/wordprocessingShape" mc:Ignorable="w14 w15 w16se w16cid w16 w16cex w16sdtdh w16sdtfl w16du wp14">
   <w:body>
     <w:p>
-      <w:r>
+      <w:pPr>
+        <w:rPr>
+          <w:b/>
+          <w:bCs/>
+          <w:sz w:val="40"/>
+          <w:szCs w:val="40"/>
+        </w:rPr>
+      </w:pPr>
+      <w:r>
+        <w:rPr>
+          <w:b/>
+          <w:bCs/>
+          <w:sz w:val="40"/>
+          <w:szCs w:val="40"/>
+        </w:rPr>
         <w:t>Het Ethisch Stappenplan</w:t>
       </w:r>
     </w:p>
@@ -124,7 +138,7 @@
             <v:path o:extrusionok="f" gradientshapeok="t" o:connecttype="rect"/>
             <o:lock v:ext="edit" aspectratio="t"/>
           </v:shapetype>
-          <v:shape id="_x0000_i1027" type="#_x0000_t75" alt="" style="width:24pt;height:24pt"/>
+          <v:shape id="_x0000_i1025" type="#_x0000_t75" alt="" style="width:24pt;height:24pt"/>
         </w:pict>
       </w:r>
       <w:r>

--- a/Ethiek-WebDev2026/Ethiek-Stappenplan.docx
+++ b/Ethiek-WebDev2026/Ethiek-Stappenplan.docx
@@ -107,48 +107,763 @@
         <w:t> in de praktijk te brengen. Morele sensitiviteit speelt een rol bij het analyseren van de situatie en het formuleren van een morele vraag. Moreel redeneren komt terug in het benoemen van morele uitgangspunten en het onderbouwen van je oordeel met verschillende ethische perspectieven. Morele verbeelding tot slot helpt je bij het formuleren van tegenargumenten en het kritisch reflecteren op je besluit, waardoor je empathie en creatief denken inzet. Samen zorgen deze vier stappen ervoor dat je bewust en verantwoord leert omgaan met ethische vraagstukken binnen de ICT.</w:t>
       </w:r>
     </w:p>
-    <w:p>
-      <w:r>
-        <w:fldChar w:fldCharType="begin"/>
-      </w:r>
-      <w:r>
-        <w:instrText xml:space="preserve"> INCLUDEPICTURE "https://leren.windesheim.nl/content/enforced/157769-V.ICTWD_2526/image_20250911091005359.png" \* MERGEFORMATINET </w:instrText>
-      </w:r>
-      <w:r>
-        <w:fldChar w:fldCharType="separate"/>
-      </w:r>
-      <w:r>
-        <w:pict w14:anchorId="1CD0423A">
-          <v:shapetype id="_x0000_t75" coordsize="21600,21600" o:spt="75" o:preferrelative="t" path="m@4@5l@4@11@9@11@9@5xe" filled="f" stroked="f">
-            <v:stroke joinstyle="miter"/>
-            <v:formulas>
-              <v:f eqn="if lineDrawn pixelLineWidth 0"/>
-              <v:f eqn="sum @0 1 0"/>
-              <v:f eqn="sum 0 0 @1"/>
-              <v:f eqn="prod @2 1 2"/>
-              <v:f eqn="prod @3 21600 pixelWidth"/>
-              <v:f eqn="prod @3 21600 pixelHeight"/>
-              <v:f eqn="sum @0 0 1"/>
-              <v:f eqn="prod @6 1 2"/>
-              <v:f eqn="prod @7 21600 pixelWidth"/>
-              <v:f eqn="sum @8 21600 0"/>
-              <v:f eqn="prod @7 21600 pixelHeight"/>
-              <v:f eqn="sum @10 21600 0"/>
-            </v:formulas>
-            <v:path o:extrusionok="f" gradientshapeok="t" o:connecttype="rect"/>
-            <o:lock v:ext="edit" aspectratio="t"/>
-          </v:shapetype>
-          <v:shape id="_x0000_i1025" type="#_x0000_t75" alt="" style="width:24pt;height:24pt"/>
-        </w:pict>
-      </w:r>
-      <w:r>
-        <w:fldChar w:fldCharType="end"/>
-      </w:r>
-      <w:r>
-        <w:t>  </w:t>
-      </w:r>
-    </w:p>
     <w:p/>
+    <w:p>
+      <w:pPr>
+        <w:rPr>
+          <w:b/>
+          <w:bCs/>
+          <w:sz w:val="32"/>
+          <w:szCs w:val="32"/>
+        </w:rPr>
+      </w:pPr>
+      <w:r>
+        <w:rPr>
+          <w:b/>
+          <w:bCs/>
+          <w:sz w:val="32"/>
+          <w:szCs w:val="32"/>
+        </w:rPr>
+        <w:t>Vragen:</w:t>
+      </w:r>
+    </w:p>
+    <w:p>
+      <w:pPr>
+        <w:numPr>
+          <w:ilvl w:val="0"/>
+          <w:numId w:val="8"/>
+        </w:numPr>
+      </w:pPr>
+      <w:r>
+        <w:rPr>
+          <w:b/>
+          <w:bCs/>
+        </w:rPr>
+        <w:t>Wat wordt bedoeld met morele intuïtie en sensitiviteit? </w:t>
+      </w:r>
+      <w:r>
+        <w:t>Geef een voorbeeld van hoe dit in het dagelijks leven een rol speelt.</w:t>
+      </w:r>
+    </w:p>
+    <w:p>
+      <w:pPr>
+        <w:numPr>
+          <w:ilvl w:val="0"/>
+          <w:numId w:val="8"/>
+        </w:numPr>
+      </w:pPr>
+      <w:r>
+        <w:rPr>
+          <w:b/>
+          <w:bCs/>
+        </w:rPr>
+        <w:t>Wat is het verschil tussen een zuiver en een onzuiver moreel dilemma? </w:t>
+      </w:r>
+      <w:r>
+        <w:t>Noem een voorbeeld van elk type.</w:t>
+      </w:r>
+    </w:p>
+    <w:p>
+      <w:pPr>
+        <w:numPr>
+          <w:ilvl w:val="0"/>
+          <w:numId w:val="8"/>
+        </w:numPr>
+      </w:pPr>
+      <w:r>
+        <w:rPr>
+          <w:b/>
+          <w:bCs/>
+        </w:rPr>
+        <w:t>Wat houdt plichtethiek in, en hoe verschilt het van gevolgenethiek?</w:t>
+      </w:r>
+    </w:p>
+    <w:p>
+      <w:pPr>
+        <w:numPr>
+          <w:ilvl w:val="0"/>
+          <w:numId w:val="8"/>
+        </w:numPr>
+      </w:pPr>
+      <w:r>
+        <w:rPr>
+          <w:b/>
+          <w:bCs/>
+        </w:rPr>
+        <w:t>Waarom stelt gevolgenethiek dat een handeling beoordeeld moet worden op basis van de uitkomst?</w:t>
+      </w:r>
+      <w:r>
+        <w:t> Geef een situatie waarin dit principe duidelijk naar voren komt.</w:t>
+      </w:r>
+    </w:p>
+    <w:p>
+      <w:pPr>
+        <w:numPr>
+          <w:ilvl w:val="0"/>
+          <w:numId w:val="8"/>
+        </w:numPr>
+      </w:pPr>
+      <w:r>
+        <w:rPr>
+          <w:b/>
+          <w:bCs/>
+        </w:rPr>
+        <w:t>Wat is de centrale gedachte achter deugdethiek, en hoe verschilt dit van ethische theorieën die regels of gevolgen benadrukken?  </w:t>
+      </w:r>
+    </w:p>
+    <w:p/>
+    <w:p>
+      <w:pPr>
+        <w:rPr>
+          <w:b/>
+          <w:bCs/>
+        </w:rPr>
+      </w:pPr>
+      <w:r>
+        <w:rPr>
+          <w:b/>
+          <w:bCs/>
+        </w:rPr>
+        <w:lastRenderedPageBreak/>
+        <w:t>1. Morele intuïtie en sensitiviteit</w:t>
+      </w:r>
+    </w:p>
+    <w:p>
+      <w:r>
+        <w:rPr>
+          <w:b/>
+          <w:bCs/>
+        </w:rPr>
+        <w:t>Morele intuïtie</w:t>
+      </w:r>
+      <w:r>
+        <w:t xml:space="preserve"> is je "onderbuikgevoel". Het is het directe gevoel dat iets goed of fout is, zonder dat je er eerst diep over hoeft na te denken. </w:t>
+      </w:r>
+      <w:r>
+        <w:rPr>
+          <w:b/>
+          <w:bCs/>
+        </w:rPr>
+        <w:t>Morele sensitiviteit</w:t>
+      </w:r>
+      <w:r>
+        <w:t xml:space="preserve"> is het vermogen om een moreel probleem op te merken in een situatie.</w:t>
+      </w:r>
+    </w:p>
+    <w:p>
+      <w:pPr>
+        <w:numPr>
+          <w:ilvl w:val="0"/>
+          <w:numId w:val="3"/>
+        </w:numPr>
+      </w:pPr>
+      <w:r>
+        <w:rPr>
+          <w:b/>
+          <w:bCs/>
+        </w:rPr>
+        <w:t>Voorbeeld:</w:t>
+      </w:r>
+      <w:r>
+        <w:t xml:space="preserve"> Je ziet in de trein dat iemand stiekem een foto maakt van een slapende passagier om die online te zetten. Je voelt meteen: "Dit is niet oké." Dat gevoel is je morele intuïtie.</w:t>
+      </w:r>
+    </w:p>
+    <w:p>
+      <w:pPr>
+        <w:rPr>
+          <w:b/>
+          <w:bCs/>
+        </w:rPr>
+      </w:pPr>
+      <w:r>
+        <w:rPr>
+          <w:b/>
+          <w:bCs/>
+        </w:rPr>
+        <w:t>2. Zuiver en onzuiver moreel dilemma</w:t>
+      </w:r>
+    </w:p>
+    <w:p>
+      <w:r>
+        <w:t>Het verschil zit in de balans van de keuzes:</w:t>
+      </w:r>
+    </w:p>
+    <w:p>
+      <w:pPr>
+        <w:numPr>
+          <w:ilvl w:val="0"/>
+          <w:numId w:val="4"/>
+        </w:numPr>
+      </w:pPr>
+      <w:r>
+        <w:rPr>
+          <w:b/>
+          <w:bCs/>
+        </w:rPr>
+        <w:t>Zuiver dilemma:</w:t>
+      </w:r>
+      <w:r>
+        <w:t xml:space="preserve"> Je moet kiezen tussen twee waarden die precies even zwaar wegen. Welke kant je ook kiest, je doet altijd iets "fout" tegenover de andere waarde.</w:t>
+      </w:r>
+    </w:p>
+    <w:p>
+      <w:pPr>
+        <w:numPr>
+          <w:ilvl w:val="1"/>
+          <w:numId w:val="4"/>
+        </w:numPr>
+      </w:pPr>
+      <w:r>
+        <w:rPr>
+          <w:i/>
+          <w:iCs/>
+        </w:rPr>
+        <w:t>Voorbeeld:</w:t>
+      </w:r>
+      <w:r>
+        <w:t xml:space="preserve"> De 'Zero-</w:t>
+      </w:r>
+      <w:proofErr w:type="spellStart"/>
+      <w:r>
+        <w:t>day</w:t>
+      </w:r>
+      <w:proofErr w:type="spellEnd"/>
+      <w:r>
+        <w:t xml:space="preserve"> gok' waarbij je moet kiezen tussen de privacy van duizenden klanten of het behoud van de banen van je collega's.</w:t>
+      </w:r>
+    </w:p>
+    <w:p>
+      <w:pPr>
+        <w:numPr>
+          <w:ilvl w:val="0"/>
+          <w:numId w:val="4"/>
+        </w:numPr>
+      </w:pPr>
+      <w:r>
+        <w:rPr>
+          <w:b/>
+          <w:bCs/>
+        </w:rPr>
+        <w:t>Onzuiver dilemma:</w:t>
+      </w:r>
+      <w:r>
+        <w:t xml:space="preserve"> Er lijkt een keuze te zijn, maar eigenlijk is de weegschaal uit balans of is er een andere oplossing mogelijk.</w:t>
+      </w:r>
+    </w:p>
+    <w:p>
+      <w:pPr>
+        <w:numPr>
+          <w:ilvl w:val="1"/>
+          <w:numId w:val="4"/>
+        </w:numPr>
+      </w:pPr>
+      <w:r>
+        <w:rPr>
+          <w:i/>
+          <w:iCs/>
+        </w:rPr>
+        <w:t>Voorbeeld:</w:t>
+      </w:r>
+      <w:r>
+        <w:t xml:space="preserve"> De crashende energiesubsidie-site. Dit is onzuiver omdat de crash een technisch probleem is dat je kunt oplossen met betere servers, in plaats van bewust mensen uit te sluiten.</w:t>
+      </w:r>
+    </w:p>
+    <w:p>
+      <w:pPr>
+        <w:rPr>
+          <w:b/>
+          <w:bCs/>
+        </w:rPr>
+      </w:pPr>
+      <w:r>
+        <w:rPr>
+          <w:b/>
+          <w:bCs/>
+        </w:rPr>
+        <w:t>3. Plichtethiek vs. Gevolgenethiek</w:t>
+      </w:r>
+    </w:p>
+    <w:p>
+      <w:pPr>
+        <w:numPr>
+          <w:ilvl w:val="0"/>
+          <w:numId w:val="5"/>
+        </w:numPr>
+      </w:pPr>
+      <w:r>
+        <w:rPr>
+          <w:b/>
+          <w:bCs/>
+        </w:rPr>
+        <w:t>Plichtethiek:</w:t>
+      </w:r>
+      <w:r>
+        <w:t xml:space="preserve"> Je volgt morele regels en wetten, ongeacht wat er daarna gebeurt. Je doet je plicht omdat het de regel is.</w:t>
+      </w:r>
+    </w:p>
+    <w:p>
+      <w:pPr>
+        <w:numPr>
+          <w:ilvl w:val="0"/>
+          <w:numId w:val="5"/>
+        </w:numPr>
+      </w:pPr>
+      <w:r>
+        <w:rPr>
+          <w:b/>
+          <w:bCs/>
+        </w:rPr>
+        <w:t>Gevolgenethiek:</w:t>
+      </w:r>
+      <w:r>
+        <w:t xml:space="preserve"> Je kijkt alleen naar het resultaat. Een keuze is goed als het de meeste mensen blij maakt of de minste schade veroorzaakt.</w:t>
+      </w:r>
+    </w:p>
+    <w:p>
+      <w:pPr>
+        <w:numPr>
+          <w:ilvl w:val="0"/>
+          <w:numId w:val="5"/>
+        </w:numPr>
+      </w:pPr>
+      <w:r>
+        <w:rPr>
+          <w:b/>
+          <w:bCs/>
+        </w:rPr>
+        <w:t>Het verschil:</w:t>
+      </w:r>
+      <w:r>
+        <w:t xml:space="preserve"> Bij plichtethiek mag je nooit liegen (omdat de regel is: niet liegen). Bij gevolgenethiek mag je best een leugentje vertellen als je daarmee een ramp voorkomt.</w:t>
+      </w:r>
+    </w:p>
+    <w:p>
+      <w:pPr>
+        <w:rPr>
+          <w:b/>
+          <w:bCs/>
+        </w:rPr>
+      </w:pPr>
+      <w:r>
+        <w:rPr>
+          <w:b/>
+          <w:bCs/>
+        </w:rPr>
+        <w:t>4. Waarom beoordelen op uitkomst? (Gevolgenethiek)</w:t>
+      </w:r>
+    </w:p>
+    <w:p>
+      <w:r>
+        <w:t>Gevolgenethiek stelt dat de wereld verbeteren het belangrijkste doel is. Daarom kijken we naar welk welzijn een handeling oplevert. Het gaat om de rekensom: hoeveel geluk min hoeveel pijn.</w:t>
+      </w:r>
+    </w:p>
+    <w:p>
+      <w:pPr>
+        <w:numPr>
+          <w:ilvl w:val="0"/>
+          <w:numId w:val="6"/>
+        </w:numPr>
+      </w:pPr>
+      <w:r>
+        <w:rPr>
+          <w:b/>
+          <w:bCs/>
+        </w:rPr>
+        <w:t>Situatie:</w:t>
+      </w:r>
+      <w:r>
+        <w:t xml:space="preserve"> De "Digitale triage" bij de energiesubsidie. Als je de code aanpast waardoor de site niet crasht, help je 98% van de mensen. Vanuit de gevolgenethiek is dit de beste keuze, omdat het totale welzijn (98% krijgt geld voor hun energierekening) groter is dan het nadeel voor de 2% die de site niet kan gebruiken.</w:t>
+      </w:r>
+    </w:p>
+    <w:p>
+      <w:pPr>
+        <w:rPr>
+          <w:b/>
+          <w:bCs/>
+        </w:rPr>
+      </w:pPr>
+      <w:r>
+        <w:rPr>
+          <w:b/>
+          <w:bCs/>
+        </w:rPr>
+        <w:t>5. De centrale gedachte achter deugdethiek</w:t>
+      </w:r>
+    </w:p>
+    <w:p>
+      <w:r>
+        <w:t xml:space="preserve">Bij </w:t>
+      </w:r>
+      <w:r>
+        <w:rPr>
+          <w:b/>
+          <w:bCs/>
+        </w:rPr>
+        <w:t>deugdethiek</w:t>
+      </w:r>
+      <w:r>
+        <w:t xml:space="preserve"> draait het niet om de regels of de uitkomst, maar om </w:t>
+      </w:r>
+      <w:r>
+        <w:rPr>
+          <w:b/>
+          <w:bCs/>
+        </w:rPr>
+        <w:t>wie jij bent als persoon</w:t>
+      </w:r>
+      <w:r>
+        <w:t>. Het gaat om goede karaktereigenschappen (deugden) zoals moed, eerlijkheid en zorgzaamheid.</w:t>
+      </w:r>
+    </w:p>
+    <w:p>
+      <w:pPr>
+        <w:numPr>
+          <w:ilvl w:val="0"/>
+          <w:numId w:val="7"/>
+        </w:numPr>
+      </w:pPr>
+      <w:r>
+        <w:rPr>
+          <w:b/>
+          <w:bCs/>
+        </w:rPr>
+        <w:t>Verschil met andere theorieën:</w:t>
+      </w:r>
+      <w:r>
+        <w:t xml:space="preserve"> Waar plichtethiek vraagt: "Wat is de regel?" en gevolgenethiek vraagt: "Wat levert het op?", vraagt deugdethiek: "Wat zou een goed en integer mens in deze situatie doen?</w:t>
+      </w:r>
+    </w:p>
+    <w:p>
+      <w:pPr>
+        <w:rPr>
+          <w:b/>
+          <w:bCs/>
+          <w:sz w:val="28"/>
+          <w:szCs w:val="28"/>
+        </w:rPr>
+      </w:pPr>
+      <w:r>
+        <w:rPr>
+          <w:b/>
+          <w:bCs/>
+          <w:sz w:val="28"/>
+          <w:szCs w:val="28"/>
+        </w:rPr>
+        <w:lastRenderedPageBreak/>
+        <w:t>Ethische argumenten</w:t>
+      </w:r>
+    </w:p>
+    <w:p>
+      <w:pPr>
+        <w:numPr>
+          <w:ilvl w:val="0"/>
+          <w:numId w:val="9"/>
+        </w:numPr>
+      </w:pPr>
+      <w:r>
+        <w:t>Plicht</w:t>
+      </w:r>
+      <w:r>
+        <w:t xml:space="preserve"> ethisch</w:t>
+      </w:r>
+    </w:p>
+    <w:p>
+      <w:pPr>
+        <w:numPr>
+          <w:ilvl w:val="0"/>
+          <w:numId w:val="9"/>
+        </w:numPr>
+      </w:pPr>
+      <w:r>
+        <w:t>Gevolgen</w:t>
+      </w:r>
+      <w:r>
+        <w:t xml:space="preserve"> ethisch</w:t>
+      </w:r>
+    </w:p>
+    <w:p>
+      <w:pPr>
+        <w:numPr>
+          <w:ilvl w:val="0"/>
+          <w:numId w:val="9"/>
+        </w:numPr>
+      </w:pPr>
+      <w:r>
+        <w:t>Deugd</w:t>
+      </w:r>
+      <w:r>
+        <w:t xml:space="preserve"> ethisch</w:t>
+      </w:r>
+    </w:p>
+    <w:p/>
+    <w:p>
+      <w:pPr>
+        <w:pStyle w:val="Lijstalinea"/>
+        <w:numPr>
+          <w:ilvl w:val="0"/>
+          <w:numId w:val="13"/>
+        </w:numPr>
+        <w:rPr>
+          <w:b/>
+          <w:bCs/>
+        </w:rPr>
+      </w:pPr>
+      <w:r>
+        <w:rPr>
+          <w:b/>
+          <w:bCs/>
+        </w:rPr>
+        <w:t>Plichtethiek</w:t>
+      </w:r>
+    </w:p>
+    <w:p>
+      <w:r>
+        <w:t xml:space="preserve">Bij plichtethiek draait alles om de </w:t>
+      </w:r>
+      <w:r>
+        <w:rPr>
+          <w:b/>
+          <w:bCs/>
+        </w:rPr>
+        <w:t>regels</w:t>
+      </w:r>
+      <w:r>
+        <w:t>. Je vraagt jezelf af: "Wat is mijn morele plicht?". Het maakt niet uit wat de gevolgen zijn, je moet je aan de regel houden.</w:t>
+      </w:r>
+    </w:p>
+    <w:p>
+      <w:pPr>
+        <w:numPr>
+          <w:ilvl w:val="0"/>
+          <w:numId w:val="10"/>
+        </w:numPr>
+      </w:pPr>
+      <w:r>
+        <w:rPr>
+          <w:b/>
+          <w:bCs/>
+        </w:rPr>
+        <w:t>De kern:</w:t>
+      </w:r>
+      <w:r>
+        <w:t xml:space="preserve"> Je doet iets omdat het de afspraak of de wet is, ook als de uitkomst niet leuk is.</w:t>
+      </w:r>
+    </w:p>
+    <w:p>
+      <w:pPr>
+        <w:numPr>
+          <w:ilvl w:val="0"/>
+          <w:numId w:val="10"/>
+        </w:numPr>
+      </w:pPr>
+      <w:r>
+        <w:rPr>
+          <w:b/>
+          <w:bCs/>
+        </w:rPr>
+        <w:t>Voorbeeld:</w:t>
+      </w:r>
+      <w:r>
+        <w:t xml:space="preserve"> Als de regel is "je mag nooit klantdata riskeren", dan zet je de webshop offline bij een lek, ook al verliest het bedrijf daardoor heel veel geld.</w:t>
+      </w:r>
+    </w:p>
+    <w:p>
+      <w:pPr>
+        <w:pStyle w:val="Lijstalinea"/>
+        <w:numPr>
+          <w:ilvl w:val="0"/>
+          <w:numId w:val="13"/>
+        </w:numPr>
+        <w:rPr>
+          <w:b/>
+          <w:bCs/>
+        </w:rPr>
+      </w:pPr>
+      <w:r>
+        <w:rPr>
+          <w:b/>
+          <w:bCs/>
+        </w:rPr>
+        <w:t>Gevolgenethiek</w:t>
+      </w:r>
+    </w:p>
+    <w:p>
+      <w:r>
+        <w:t xml:space="preserve">Bij gevolgenethiek kijk je alleen naar het </w:t>
+      </w:r>
+      <w:r>
+        <w:rPr>
+          <w:b/>
+          <w:bCs/>
+        </w:rPr>
+        <w:t>resultaat</w:t>
+      </w:r>
+      <w:r>
+        <w:t xml:space="preserve"> van je keuze. Je kiest de optie die onderaan de streep het meeste "welzijn" of geluk oplevert voor de grootste groep mensen.</w:t>
+      </w:r>
+    </w:p>
+    <w:p>
+      <w:pPr>
+        <w:numPr>
+          <w:ilvl w:val="0"/>
+          <w:numId w:val="11"/>
+        </w:numPr>
+      </w:pPr>
+      <w:r>
+        <w:rPr>
+          <w:b/>
+          <w:bCs/>
+        </w:rPr>
+        <w:t>De kern:</w:t>
+      </w:r>
+      <w:r>
+        <w:t xml:space="preserve"> Het doel heiligt de middelen. Een handeling is goed als de afloop goed is.</w:t>
+      </w:r>
+    </w:p>
+    <w:p>
+      <w:pPr>
+        <w:numPr>
+          <w:ilvl w:val="0"/>
+          <w:numId w:val="11"/>
+        </w:numPr>
+      </w:pPr>
+      <w:r>
+        <w:rPr>
+          <w:b/>
+          <w:bCs/>
+        </w:rPr>
+        <w:t>Voorbeeld:</w:t>
+      </w:r>
+      <w:r>
+        <w:t xml:space="preserve"> Je laat de website met een klein beveiligingsrisico toch draaien op Black Friday, omdat je daarmee de banen van je collega's redt. Het redden van de banen (het goede gevolg) is dan belangrijker dan het kleine risico.</w:t>
+      </w:r>
+    </w:p>
+    <w:p>
+      <w:pPr>
+        <w:pStyle w:val="Lijstalinea"/>
+        <w:numPr>
+          <w:ilvl w:val="0"/>
+          <w:numId w:val="13"/>
+        </w:numPr>
+        <w:rPr>
+          <w:b/>
+          <w:bCs/>
+        </w:rPr>
+      </w:pPr>
+      <w:r>
+        <w:rPr>
+          <w:b/>
+          <w:bCs/>
+        </w:rPr>
+        <w:t xml:space="preserve"> Deugdethiek</w:t>
+      </w:r>
+    </w:p>
+    <w:p>
+      <w:r>
+        <w:t xml:space="preserve">Bij deugdethiek kijk je niet naar de regels of de uitkomst, maar naar je eigen </w:t>
+      </w:r>
+      <w:r>
+        <w:rPr>
+          <w:b/>
+          <w:bCs/>
+        </w:rPr>
+        <w:t>karakter</w:t>
+      </w:r>
+      <w:r>
+        <w:t>. Je vraagt jezelf af: "Wat voor persoon wil ik zijn?". Je handelt vanuit goede eigenschappen (deugden) zoals eerlijkheid, moed of zorgzaamheid.</w:t>
+      </w:r>
+    </w:p>
+    <w:p>
+      <w:pPr>
+        <w:numPr>
+          <w:ilvl w:val="0"/>
+          <w:numId w:val="12"/>
+        </w:numPr>
+      </w:pPr>
+      <w:r>
+        <w:rPr>
+          <w:b/>
+          <w:bCs/>
+        </w:rPr>
+        <w:t>De kern:</w:t>
+      </w:r>
+      <w:r>
+        <w:t xml:space="preserve"> Het gaat om wie jij bent als mens. Een goed mens maakt vanzelf de juiste keuzes.</w:t>
+      </w:r>
+    </w:p>
+    <w:p>
+      <w:pPr>
+        <w:numPr>
+          <w:ilvl w:val="0"/>
+          <w:numId w:val="12"/>
+        </w:numPr>
+      </w:pPr>
+      <w:r>
+        <w:rPr>
+          <w:b/>
+          <w:bCs/>
+        </w:rPr>
+        <w:t>Voorbeeld:</w:t>
+      </w:r>
+      <w:r>
+        <w:t xml:space="preserve"> Je weigert een "Dark </w:t>
+      </w:r>
+      <w:proofErr w:type="spellStart"/>
+      <w:r>
+        <w:t>Pattern</w:t>
+      </w:r>
+      <w:proofErr w:type="spellEnd"/>
+      <w:r>
+        <w:t xml:space="preserve">" (een misleidend vinkje) te bouwen, omdat je een </w:t>
+      </w:r>
+      <w:r>
+        <w:rPr>
+          <w:b/>
+          <w:bCs/>
+        </w:rPr>
+        <w:t>eerlijke</w:t>
+      </w:r>
+      <w:r>
+        <w:t xml:space="preserve"> en </w:t>
+      </w:r>
+      <w:r>
+        <w:rPr>
+          <w:b/>
+          <w:bCs/>
+        </w:rPr>
+        <w:t>betrouwbare</w:t>
+      </w:r>
+      <w:r>
+        <w:t xml:space="preserve"> </w:t>
+      </w:r>
+      <w:proofErr w:type="spellStart"/>
+      <w:r>
+        <w:t>developer</w:t>
+      </w:r>
+      <w:proofErr w:type="spellEnd"/>
+      <w:r>
+        <w:t xml:space="preserve"> wilt zijn. Je doet dit niet omdat het moet van de wet, maar omdat het past bij jouw goede karakter.</w:t>
+      </w:r>
+    </w:p>
+    <w:p/>
+    <w:p>
+      <w:pPr>
+        <w:rPr>
+          <w:color w:val="FF0000"/>
+        </w:rPr>
+      </w:pPr>
+      <w:r>
+        <w:rPr>
+          <w:color w:val="FF0000"/>
+        </w:rPr>
+        <w:t xml:space="preserve">Belangrijke Notitie: </w:t>
+      </w:r>
+    </w:p>
+    <w:p>
+      <w:r>
+        <w:t xml:space="preserve">Als je een moreel dilemma kunnen oplossen dan het is niet morele dilemma. Morele dilemma is niet oplosbaar en het is echt een dilemma dat je niet kunnen oplossen. </w:t>
+      </w:r>
+    </w:p>
     <w:sectPr>
       <w:pgSz w:w="11906" w:h="16838"/>
       <w:pgMar w:top="1440" w:right="1440" w:bottom="1440" w:left="1440" w:header="708" w:footer="708" w:gutter="0"/>
@@ -162,6 +877,715 @@
 <file path=word/numbering.xml><?xml version="1.0" encoding="utf-8"?>
 <w:numbering xmlns:wpc="http://schemas.microsoft.com/office/word/2010/wordprocessingCanvas" xmlns:cx="http://schemas.microsoft.com/office/drawing/2014/chartex" xmlns:cx1="http://schemas.microsoft.com/office/drawing/2015/9/8/chartex" xmlns:cx2="http://schemas.microsoft.com/office/drawing/2015/10/21/chartex" xmlns:cx3="http://schemas.microsoft.com/office/drawing/2016/5/9/chartex" xmlns:cx4="http://schemas.microsoft.com/office/drawing/2016/5/10/chartex" xmlns:cx5="http://schemas.microsoft.com/office/drawing/2016/5/11/chartex" xmlns:cx6="http://schemas.microsoft.com/office/drawing/2016/5/12/chartex" xmlns:cx7="http://schemas.microsoft.com/office/drawing/2016/5/13/chartex" xmlns:cx8="http://schemas.microsoft.com/office/drawing/2016/5/14/chartex" xmlns:mc="http://schemas.openxmlformats.org/markup-compatibility/2006" xmlns:aink="http://schemas.microsoft.com/office/drawing/2016/ink" xmlns:am3d="http://schemas.microsoft.com/office/drawing/2017/model3d" xmlns:o="urn:schemas-microsoft-com:office:office" xmlns:oel="http://schemas.microsoft.com/office/2019/extlst" xmlns:r="http://schemas.openxmlformats.org/officeDocument/2006/relationships" xmlns:m="http://schemas.openxmlformats.org/officeDocument/2006/math" xmlns:v="urn:schemas-microsoft-com:vml" xmlns:wp14="http://schemas.microsoft.com/office/word/2010/wordprocessingDrawing" xmlns:wp="http://schemas.openxmlformats.org/drawingml/2006/wordprocessingDrawing" xmlns:w10="urn:schemas-microsoft-com:office:word" xmlns:w="http://schemas.openxmlformats.org/wordprocessingml/2006/main" xmlns:w14="http://schemas.microsoft.com/office/word/2010/wordml" xmlns:w15="http://schemas.microsoft.com/office/word/2012/wordml" xmlns:w16cex="http://schemas.microsoft.com/office/word/2018/wordml/cex" xmlns:w16cid="http://schemas.microsoft.com/office/word/2016/wordml/cid" xmlns:w16="http://schemas.microsoft.com/office/word/2018/wordml" xmlns:w16du="http://schemas.microsoft.com/office/word/2023/wordml/word16du" xmlns:w16sdtdh="http://schemas.microsoft.com/office/word/2020/wordml/sdtdatahash" xmlns:w16sdtfl="http://schemas.microsoft.com/office/word/2024/wordml/sdtformatlock" xmlns:w16se="http://schemas.microsoft.com/office/word/2015/wordml/symex" xmlns:wpg="http://schemas.microsoft.com/office/word/2010/wordprocessingGroup" xmlns:wpi="http://schemas.microsoft.com/office/word/2010/wordprocessingInk" xmlns:wne="http://schemas.microsoft.com/office/word/2006/wordml" xmlns:wps="http://schemas.microsoft.com/office/word/2010/wordprocessingShape" mc:Ignorable="w14 w15 w16se w16cid w16 w16cex w16sdtdh w16sdtfl w16du wp14">
   <w:abstractNum w:abstractNumId="0" w15:restartNumberingAfterBreak="0">
+    <w:nsid w:val="0A0176AD"/>
+    <w:multiLevelType w:val="multilevel"/>
+    <w:tmpl w:val="134230D2"/>
+    <w:lvl w:ilvl="0">
+      <w:start w:val="1"/>
+      <w:numFmt w:val="bullet"/>
+      <w:lvlText w:val=""/>
+      <w:lvlJc w:val="left"/>
+      <w:pPr>
+        <w:tabs>
+          <w:tab w:val="num" w:pos="720"/>
+        </w:tabs>
+        <w:ind w:left="720" w:hanging="360"/>
+      </w:pPr>
+      <w:rPr>
+        <w:rFonts w:ascii="Symbol" w:hAnsi="Symbol" w:hint="default"/>
+        <w:sz w:val="20"/>
+      </w:rPr>
+    </w:lvl>
+    <w:lvl w:ilvl="1" w:tentative="1">
+      <w:start w:val="1"/>
+      <w:numFmt w:val="bullet"/>
+      <w:lvlText w:val="o"/>
+      <w:lvlJc w:val="left"/>
+      <w:pPr>
+        <w:tabs>
+          <w:tab w:val="num" w:pos="1440"/>
+        </w:tabs>
+        <w:ind w:left="1440" w:hanging="360"/>
+      </w:pPr>
+      <w:rPr>
+        <w:rFonts w:ascii="Courier New" w:hAnsi="Courier New" w:hint="default"/>
+        <w:sz w:val="20"/>
+      </w:rPr>
+    </w:lvl>
+    <w:lvl w:ilvl="2" w:tentative="1">
+      <w:start w:val="1"/>
+      <w:numFmt w:val="bullet"/>
+      <w:lvlText w:val=""/>
+      <w:lvlJc w:val="left"/>
+      <w:pPr>
+        <w:tabs>
+          <w:tab w:val="num" w:pos="2160"/>
+        </w:tabs>
+        <w:ind w:left="2160" w:hanging="360"/>
+      </w:pPr>
+      <w:rPr>
+        <w:rFonts w:ascii="Wingdings" w:hAnsi="Wingdings" w:hint="default"/>
+        <w:sz w:val="20"/>
+      </w:rPr>
+    </w:lvl>
+    <w:lvl w:ilvl="3" w:tentative="1">
+      <w:start w:val="1"/>
+      <w:numFmt w:val="bullet"/>
+      <w:lvlText w:val=""/>
+      <w:lvlJc w:val="left"/>
+      <w:pPr>
+        <w:tabs>
+          <w:tab w:val="num" w:pos="2880"/>
+        </w:tabs>
+        <w:ind w:left="2880" w:hanging="360"/>
+      </w:pPr>
+      <w:rPr>
+        <w:rFonts w:ascii="Wingdings" w:hAnsi="Wingdings" w:hint="default"/>
+        <w:sz w:val="20"/>
+      </w:rPr>
+    </w:lvl>
+    <w:lvl w:ilvl="4" w:tentative="1">
+      <w:start w:val="1"/>
+      <w:numFmt w:val="bullet"/>
+      <w:lvlText w:val=""/>
+      <w:lvlJc w:val="left"/>
+      <w:pPr>
+        <w:tabs>
+          <w:tab w:val="num" w:pos="3600"/>
+        </w:tabs>
+        <w:ind w:left="3600" w:hanging="360"/>
+      </w:pPr>
+      <w:rPr>
+        <w:rFonts w:ascii="Wingdings" w:hAnsi="Wingdings" w:hint="default"/>
+        <w:sz w:val="20"/>
+      </w:rPr>
+    </w:lvl>
+    <w:lvl w:ilvl="5" w:tentative="1">
+      <w:start w:val="1"/>
+      <w:numFmt w:val="bullet"/>
+      <w:lvlText w:val=""/>
+      <w:lvlJc w:val="left"/>
+      <w:pPr>
+        <w:tabs>
+          <w:tab w:val="num" w:pos="4320"/>
+        </w:tabs>
+        <w:ind w:left="4320" w:hanging="360"/>
+      </w:pPr>
+      <w:rPr>
+        <w:rFonts w:ascii="Wingdings" w:hAnsi="Wingdings" w:hint="default"/>
+        <w:sz w:val="20"/>
+      </w:rPr>
+    </w:lvl>
+    <w:lvl w:ilvl="6" w:tentative="1">
+      <w:start w:val="1"/>
+      <w:numFmt w:val="bullet"/>
+      <w:lvlText w:val=""/>
+      <w:lvlJc w:val="left"/>
+      <w:pPr>
+        <w:tabs>
+          <w:tab w:val="num" w:pos="5040"/>
+        </w:tabs>
+        <w:ind w:left="5040" w:hanging="360"/>
+      </w:pPr>
+      <w:rPr>
+        <w:rFonts w:ascii="Wingdings" w:hAnsi="Wingdings" w:hint="default"/>
+        <w:sz w:val="20"/>
+      </w:rPr>
+    </w:lvl>
+    <w:lvl w:ilvl="7" w:tentative="1">
+      <w:start w:val="1"/>
+      <w:numFmt w:val="bullet"/>
+      <w:lvlText w:val=""/>
+      <w:lvlJc w:val="left"/>
+      <w:pPr>
+        <w:tabs>
+          <w:tab w:val="num" w:pos="5760"/>
+        </w:tabs>
+        <w:ind w:left="5760" w:hanging="360"/>
+      </w:pPr>
+      <w:rPr>
+        <w:rFonts w:ascii="Wingdings" w:hAnsi="Wingdings" w:hint="default"/>
+        <w:sz w:val="20"/>
+      </w:rPr>
+    </w:lvl>
+    <w:lvl w:ilvl="8" w:tentative="1">
+      <w:start w:val="1"/>
+      <w:numFmt w:val="bullet"/>
+      <w:lvlText w:val=""/>
+      <w:lvlJc w:val="left"/>
+      <w:pPr>
+        <w:tabs>
+          <w:tab w:val="num" w:pos="6480"/>
+        </w:tabs>
+        <w:ind w:left="6480" w:hanging="360"/>
+      </w:pPr>
+      <w:rPr>
+        <w:rFonts w:ascii="Wingdings" w:hAnsi="Wingdings" w:hint="default"/>
+        <w:sz w:val="20"/>
+      </w:rPr>
+    </w:lvl>
+  </w:abstractNum>
+  <w:abstractNum w:abstractNumId="1" w15:restartNumberingAfterBreak="0">
+    <w:nsid w:val="0CB40659"/>
+    <w:multiLevelType w:val="multilevel"/>
+    <w:tmpl w:val="7F647DE2"/>
+    <w:lvl w:ilvl="0">
+      <w:start w:val="1"/>
+      <w:numFmt w:val="bullet"/>
+      <w:lvlText w:val=""/>
+      <w:lvlJc w:val="left"/>
+      <w:pPr>
+        <w:tabs>
+          <w:tab w:val="num" w:pos="720"/>
+        </w:tabs>
+        <w:ind w:left="720" w:hanging="360"/>
+      </w:pPr>
+      <w:rPr>
+        <w:rFonts w:ascii="Symbol" w:hAnsi="Symbol" w:hint="default"/>
+        <w:sz w:val="20"/>
+      </w:rPr>
+    </w:lvl>
+    <w:lvl w:ilvl="1" w:tentative="1">
+      <w:start w:val="1"/>
+      <w:numFmt w:val="bullet"/>
+      <w:lvlText w:val="o"/>
+      <w:lvlJc w:val="left"/>
+      <w:pPr>
+        <w:tabs>
+          <w:tab w:val="num" w:pos="1440"/>
+        </w:tabs>
+        <w:ind w:left="1440" w:hanging="360"/>
+      </w:pPr>
+      <w:rPr>
+        <w:rFonts w:ascii="Courier New" w:hAnsi="Courier New" w:hint="default"/>
+        <w:sz w:val="20"/>
+      </w:rPr>
+    </w:lvl>
+    <w:lvl w:ilvl="2" w:tentative="1">
+      <w:start w:val="1"/>
+      <w:numFmt w:val="bullet"/>
+      <w:lvlText w:val=""/>
+      <w:lvlJc w:val="left"/>
+      <w:pPr>
+        <w:tabs>
+          <w:tab w:val="num" w:pos="2160"/>
+        </w:tabs>
+        <w:ind w:left="2160" w:hanging="360"/>
+      </w:pPr>
+      <w:rPr>
+        <w:rFonts w:ascii="Wingdings" w:hAnsi="Wingdings" w:hint="default"/>
+        <w:sz w:val="20"/>
+      </w:rPr>
+    </w:lvl>
+    <w:lvl w:ilvl="3" w:tentative="1">
+      <w:start w:val="1"/>
+      <w:numFmt w:val="bullet"/>
+      <w:lvlText w:val=""/>
+      <w:lvlJc w:val="left"/>
+      <w:pPr>
+        <w:tabs>
+          <w:tab w:val="num" w:pos="2880"/>
+        </w:tabs>
+        <w:ind w:left="2880" w:hanging="360"/>
+      </w:pPr>
+      <w:rPr>
+        <w:rFonts w:ascii="Wingdings" w:hAnsi="Wingdings" w:hint="default"/>
+        <w:sz w:val="20"/>
+      </w:rPr>
+    </w:lvl>
+    <w:lvl w:ilvl="4" w:tentative="1">
+      <w:start w:val="1"/>
+      <w:numFmt w:val="bullet"/>
+      <w:lvlText w:val=""/>
+      <w:lvlJc w:val="left"/>
+      <w:pPr>
+        <w:tabs>
+          <w:tab w:val="num" w:pos="3600"/>
+        </w:tabs>
+        <w:ind w:left="3600" w:hanging="360"/>
+      </w:pPr>
+      <w:rPr>
+        <w:rFonts w:ascii="Wingdings" w:hAnsi="Wingdings" w:hint="default"/>
+        <w:sz w:val="20"/>
+      </w:rPr>
+    </w:lvl>
+    <w:lvl w:ilvl="5" w:tentative="1">
+      <w:start w:val="1"/>
+      <w:numFmt w:val="bullet"/>
+      <w:lvlText w:val=""/>
+      <w:lvlJc w:val="left"/>
+      <w:pPr>
+        <w:tabs>
+          <w:tab w:val="num" w:pos="4320"/>
+        </w:tabs>
+        <w:ind w:left="4320" w:hanging="360"/>
+      </w:pPr>
+      <w:rPr>
+        <w:rFonts w:ascii="Wingdings" w:hAnsi="Wingdings" w:hint="default"/>
+        <w:sz w:val="20"/>
+      </w:rPr>
+    </w:lvl>
+    <w:lvl w:ilvl="6" w:tentative="1">
+      <w:start w:val="1"/>
+      <w:numFmt w:val="bullet"/>
+      <w:lvlText w:val=""/>
+      <w:lvlJc w:val="left"/>
+      <w:pPr>
+        <w:tabs>
+          <w:tab w:val="num" w:pos="5040"/>
+        </w:tabs>
+        <w:ind w:left="5040" w:hanging="360"/>
+      </w:pPr>
+      <w:rPr>
+        <w:rFonts w:ascii="Wingdings" w:hAnsi="Wingdings" w:hint="default"/>
+        <w:sz w:val="20"/>
+      </w:rPr>
+    </w:lvl>
+    <w:lvl w:ilvl="7" w:tentative="1">
+      <w:start w:val="1"/>
+      <w:numFmt w:val="bullet"/>
+      <w:lvlText w:val=""/>
+      <w:lvlJc w:val="left"/>
+      <w:pPr>
+        <w:tabs>
+          <w:tab w:val="num" w:pos="5760"/>
+        </w:tabs>
+        <w:ind w:left="5760" w:hanging="360"/>
+      </w:pPr>
+      <w:rPr>
+        <w:rFonts w:ascii="Wingdings" w:hAnsi="Wingdings" w:hint="default"/>
+        <w:sz w:val="20"/>
+      </w:rPr>
+    </w:lvl>
+    <w:lvl w:ilvl="8" w:tentative="1">
+      <w:start w:val="1"/>
+      <w:numFmt w:val="bullet"/>
+      <w:lvlText w:val=""/>
+      <w:lvlJc w:val="left"/>
+      <w:pPr>
+        <w:tabs>
+          <w:tab w:val="num" w:pos="6480"/>
+        </w:tabs>
+        <w:ind w:left="6480" w:hanging="360"/>
+      </w:pPr>
+      <w:rPr>
+        <w:rFonts w:ascii="Wingdings" w:hAnsi="Wingdings" w:hint="default"/>
+        <w:sz w:val="20"/>
+      </w:rPr>
+    </w:lvl>
+  </w:abstractNum>
+  <w:abstractNum w:abstractNumId="2" w15:restartNumberingAfterBreak="0">
+    <w:nsid w:val="101F2C6B"/>
+    <w:multiLevelType w:val="multilevel"/>
+    <w:tmpl w:val="99C80162"/>
+    <w:lvl w:ilvl="0">
+      <w:start w:val="1"/>
+      <w:numFmt w:val="bullet"/>
+      <w:lvlText w:val=""/>
+      <w:lvlJc w:val="left"/>
+      <w:pPr>
+        <w:tabs>
+          <w:tab w:val="num" w:pos="720"/>
+        </w:tabs>
+        <w:ind w:left="720" w:hanging="360"/>
+      </w:pPr>
+      <w:rPr>
+        <w:rFonts w:ascii="Symbol" w:hAnsi="Symbol" w:hint="default"/>
+        <w:sz w:val="20"/>
+      </w:rPr>
+    </w:lvl>
+    <w:lvl w:ilvl="1" w:tentative="1">
+      <w:start w:val="1"/>
+      <w:numFmt w:val="bullet"/>
+      <w:lvlText w:val="o"/>
+      <w:lvlJc w:val="left"/>
+      <w:pPr>
+        <w:tabs>
+          <w:tab w:val="num" w:pos="1440"/>
+        </w:tabs>
+        <w:ind w:left="1440" w:hanging="360"/>
+      </w:pPr>
+      <w:rPr>
+        <w:rFonts w:ascii="Courier New" w:hAnsi="Courier New" w:hint="default"/>
+        <w:sz w:val="20"/>
+      </w:rPr>
+    </w:lvl>
+    <w:lvl w:ilvl="2" w:tentative="1">
+      <w:start w:val="1"/>
+      <w:numFmt w:val="bullet"/>
+      <w:lvlText w:val=""/>
+      <w:lvlJc w:val="left"/>
+      <w:pPr>
+        <w:tabs>
+          <w:tab w:val="num" w:pos="2160"/>
+        </w:tabs>
+        <w:ind w:left="2160" w:hanging="360"/>
+      </w:pPr>
+      <w:rPr>
+        <w:rFonts w:ascii="Wingdings" w:hAnsi="Wingdings" w:hint="default"/>
+        <w:sz w:val="20"/>
+      </w:rPr>
+    </w:lvl>
+    <w:lvl w:ilvl="3" w:tentative="1">
+      <w:start w:val="1"/>
+      <w:numFmt w:val="bullet"/>
+      <w:lvlText w:val=""/>
+      <w:lvlJc w:val="left"/>
+      <w:pPr>
+        <w:tabs>
+          <w:tab w:val="num" w:pos="2880"/>
+        </w:tabs>
+        <w:ind w:left="2880" w:hanging="360"/>
+      </w:pPr>
+      <w:rPr>
+        <w:rFonts w:ascii="Wingdings" w:hAnsi="Wingdings" w:hint="default"/>
+        <w:sz w:val="20"/>
+      </w:rPr>
+    </w:lvl>
+    <w:lvl w:ilvl="4" w:tentative="1">
+      <w:start w:val="1"/>
+      <w:numFmt w:val="bullet"/>
+      <w:lvlText w:val=""/>
+      <w:lvlJc w:val="left"/>
+      <w:pPr>
+        <w:tabs>
+          <w:tab w:val="num" w:pos="3600"/>
+        </w:tabs>
+        <w:ind w:left="3600" w:hanging="360"/>
+      </w:pPr>
+      <w:rPr>
+        <w:rFonts w:ascii="Wingdings" w:hAnsi="Wingdings" w:hint="default"/>
+        <w:sz w:val="20"/>
+      </w:rPr>
+    </w:lvl>
+    <w:lvl w:ilvl="5" w:tentative="1">
+      <w:start w:val="1"/>
+      <w:numFmt w:val="bullet"/>
+      <w:lvlText w:val=""/>
+      <w:lvlJc w:val="left"/>
+      <w:pPr>
+        <w:tabs>
+          <w:tab w:val="num" w:pos="4320"/>
+        </w:tabs>
+        <w:ind w:left="4320" w:hanging="360"/>
+      </w:pPr>
+      <w:rPr>
+        <w:rFonts w:ascii="Wingdings" w:hAnsi="Wingdings" w:hint="default"/>
+        <w:sz w:val="20"/>
+      </w:rPr>
+    </w:lvl>
+    <w:lvl w:ilvl="6" w:tentative="1">
+      <w:start w:val="1"/>
+      <w:numFmt w:val="bullet"/>
+      <w:lvlText w:val=""/>
+      <w:lvlJc w:val="left"/>
+      <w:pPr>
+        <w:tabs>
+          <w:tab w:val="num" w:pos="5040"/>
+        </w:tabs>
+        <w:ind w:left="5040" w:hanging="360"/>
+      </w:pPr>
+      <w:rPr>
+        <w:rFonts w:ascii="Wingdings" w:hAnsi="Wingdings" w:hint="default"/>
+        <w:sz w:val="20"/>
+      </w:rPr>
+    </w:lvl>
+    <w:lvl w:ilvl="7" w:tentative="1">
+      <w:start w:val="1"/>
+      <w:numFmt w:val="bullet"/>
+      <w:lvlText w:val=""/>
+      <w:lvlJc w:val="left"/>
+      <w:pPr>
+        <w:tabs>
+          <w:tab w:val="num" w:pos="5760"/>
+        </w:tabs>
+        <w:ind w:left="5760" w:hanging="360"/>
+      </w:pPr>
+      <w:rPr>
+        <w:rFonts w:ascii="Wingdings" w:hAnsi="Wingdings" w:hint="default"/>
+        <w:sz w:val="20"/>
+      </w:rPr>
+    </w:lvl>
+    <w:lvl w:ilvl="8" w:tentative="1">
+      <w:start w:val="1"/>
+      <w:numFmt w:val="bullet"/>
+      <w:lvlText w:val=""/>
+      <w:lvlJc w:val="left"/>
+      <w:pPr>
+        <w:tabs>
+          <w:tab w:val="num" w:pos="6480"/>
+        </w:tabs>
+        <w:ind w:left="6480" w:hanging="360"/>
+      </w:pPr>
+      <w:rPr>
+        <w:rFonts w:ascii="Wingdings" w:hAnsi="Wingdings" w:hint="default"/>
+        <w:sz w:val="20"/>
+      </w:rPr>
+    </w:lvl>
+  </w:abstractNum>
+  <w:abstractNum w:abstractNumId="3" w15:restartNumberingAfterBreak="0">
+    <w:nsid w:val="15837626"/>
+    <w:multiLevelType w:val="multilevel"/>
+    <w:tmpl w:val="CF547156"/>
+    <w:lvl w:ilvl="0">
+      <w:start w:val="1"/>
+      <w:numFmt w:val="decimal"/>
+      <w:lvlText w:val="%1."/>
+      <w:lvlJc w:val="left"/>
+      <w:pPr>
+        <w:tabs>
+          <w:tab w:val="num" w:pos="720"/>
+        </w:tabs>
+        <w:ind w:left="720" w:hanging="360"/>
+      </w:pPr>
+    </w:lvl>
+    <w:lvl w:ilvl="1" w:tentative="1">
+      <w:start w:val="1"/>
+      <w:numFmt w:val="decimal"/>
+      <w:lvlText w:val="%2."/>
+      <w:lvlJc w:val="left"/>
+      <w:pPr>
+        <w:tabs>
+          <w:tab w:val="num" w:pos="1440"/>
+        </w:tabs>
+        <w:ind w:left="1440" w:hanging="360"/>
+      </w:pPr>
+    </w:lvl>
+    <w:lvl w:ilvl="2" w:tentative="1">
+      <w:start w:val="1"/>
+      <w:numFmt w:val="decimal"/>
+      <w:lvlText w:val="%3."/>
+      <w:lvlJc w:val="left"/>
+      <w:pPr>
+        <w:tabs>
+          <w:tab w:val="num" w:pos="2160"/>
+        </w:tabs>
+        <w:ind w:left="2160" w:hanging="360"/>
+      </w:pPr>
+    </w:lvl>
+    <w:lvl w:ilvl="3" w:tentative="1">
+      <w:start w:val="1"/>
+      <w:numFmt w:val="decimal"/>
+      <w:lvlText w:val="%4."/>
+      <w:lvlJc w:val="left"/>
+      <w:pPr>
+        <w:tabs>
+          <w:tab w:val="num" w:pos="2880"/>
+        </w:tabs>
+        <w:ind w:left="2880" w:hanging="360"/>
+      </w:pPr>
+    </w:lvl>
+    <w:lvl w:ilvl="4" w:tentative="1">
+      <w:start w:val="1"/>
+      <w:numFmt w:val="decimal"/>
+      <w:lvlText w:val="%5."/>
+      <w:lvlJc w:val="left"/>
+      <w:pPr>
+        <w:tabs>
+          <w:tab w:val="num" w:pos="3600"/>
+        </w:tabs>
+        <w:ind w:left="3600" w:hanging="360"/>
+      </w:pPr>
+    </w:lvl>
+    <w:lvl w:ilvl="5" w:tentative="1">
+      <w:start w:val="1"/>
+      <w:numFmt w:val="decimal"/>
+      <w:lvlText w:val="%6."/>
+      <w:lvlJc w:val="left"/>
+      <w:pPr>
+        <w:tabs>
+          <w:tab w:val="num" w:pos="4320"/>
+        </w:tabs>
+        <w:ind w:left="4320" w:hanging="360"/>
+      </w:pPr>
+    </w:lvl>
+    <w:lvl w:ilvl="6" w:tentative="1">
+      <w:start w:val="1"/>
+      <w:numFmt w:val="decimal"/>
+      <w:lvlText w:val="%7."/>
+      <w:lvlJc w:val="left"/>
+      <w:pPr>
+        <w:tabs>
+          <w:tab w:val="num" w:pos="5040"/>
+        </w:tabs>
+        <w:ind w:left="5040" w:hanging="360"/>
+      </w:pPr>
+    </w:lvl>
+    <w:lvl w:ilvl="7" w:tentative="1">
+      <w:start w:val="1"/>
+      <w:numFmt w:val="decimal"/>
+      <w:lvlText w:val="%8."/>
+      <w:lvlJc w:val="left"/>
+      <w:pPr>
+        <w:tabs>
+          <w:tab w:val="num" w:pos="5760"/>
+        </w:tabs>
+        <w:ind w:left="5760" w:hanging="360"/>
+      </w:pPr>
+    </w:lvl>
+    <w:lvl w:ilvl="8" w:tentative="1">
+      <w:start w:val="1"/>
+      <w:numFmt w:val="decimal"/>
+      <w:lvlText w:val="%9."/>
+      <w:lvlJc w:val="left"/>
+      <w:pPr>
+        <w:tabs>
+          <w:tab w:val="num" w:pos="6480"/>
+        </w:tabs>
+        <w:ind w:left="6480" w:hanging="360"/>
+      </w:pPr>
+    </w:lvl>
+  </w:abstractNum>
+  <w:abstractNum w:abstractNumId="4" w15:restartNumberingAfterBreak="0">
+    <w:nsid w:val="1EDB0044"/>
+    <w:multiLevelType w:val="multilevel"/>
+    <w:tmpl w:val="D31EB918"/>
+    <w:lvl w:ilvl="0">
+      <w:start w:val="1"/>
+      <w:numFmt w:val="bullet"/>
+      <w:lvlText w:val=""/>
+      <w:lvlJc w:val="left"/>
+      <w:pPr>
+        <w:tabs>
+          <w:tab w:val="num" w:pos="720"/>
+        </w:tabs>
+        <w:ind w:left="720" w:hanging="360"/>
+      </w:pPr>
+      <w:rPr>
+        <w:rFonts w:ascii="Symbol" w:hAnsi="Symbol" w:hint="default"/>
+        <w:sz w:val="20"/>
+      </w:rPr>
+    </w:lvl>
+    <w:lvl w:ilvl="1" w:tentative="1">
+      <w:start w:val="1"/>
+      <w:numFmt w:val="bullet"/>
+      <w:lvlText w:val="o"/>
+      <w:lvlJc w:val="left"/>
+      <w:pPr>
+        <w:tabs>
+          <w:tab w:val="num" w:pos="1440"/>
+        </w:tabs>
+        <w:ind w:left="1440" w:hanging="360"/>
+      </w:pPr>
+      <w:rPr>
+        <w:rFonts w:ascii="Courier New" w:hAnsi="Courier New" w:hint="default"/>
+        <w:sz w:val="20"/>
+      </w:rPr>
+    </w:lvl>
+    <w:lvl w:ilvl="2" w:tentative="1">
+      <w:start w:val="1"/>
+      <w:numFmt w:val="bullet"/>
+      <w:lvlText w:val=""/>
+      <w:lvlJc w:val="left"/>
+      <w:pPr>
+        <w:tabs>
+          <w:tab w:val="num" w:pos="2160"/>
+        </w:tabs>
+        <w:ind w:left="2160" w:hanging="360"/>
+      </w:pPr>
+      <w:rPr>
+        <w:rFonts w:ascii="Wingdings" w:hAnsi="Wingdings" w:hint="default"/>
+        <w:sz w:val="20"/>
+      </w:rPr>
+    </w:lvl>
+    <w:lvl w:ilvl="3" w:tentative="1">
+      <w:start w:val="1"/>
+      <w:numFmt w:val="bullet"/>
+      <w:lvlText w:val=""/>
+      <w:lvlJc w:val="left"/>
+      <w:pPr>
+        <w:tabs>
+          <w:tab w:val="num" w:pos="2880"/>
+        </w:tabs>
+        <w:ind w:left="2880" w:hanging="360"/>
+      </w:pPr>
+      <w:rPr>
+        <w:rFonts w:ascii="Wingdings" w:hAnsi="Wingdings" w:hint="default"/>
+        <w:sz w:val="20"/>
+      </w:rPr>
+    </w:lvl>
+    <w:lvl w:ilvl="4" w:tentative="1">
+      <w:start w:val="1"/>
+      <w:numFmt w:val="bullet"/>
+      <w:lvlText w:val=""/>
+      <w:lvlJc w:val="left"/>
+      <w:pPr>
+        <w:tabs>
+          <w:tab w:val="num" w:pos="3600"/>
+        </w:tabs>
+        <w:ind w:left="3600" w:hanging="360"/>
+      </w:pPr>
+      <w:rPr>
+        <w:rFonts w:ascii="Wingdings" w:hAnsi="Wingdings" w:hint="default"/>
+        <w:sz w:val="20"/>
+      </w:rPr>
+    </w:lvl>
+    <w:lvl w:ilvl="5" w:tentative="1">
+      <w:start w:val="1"/>
+      <w:numFmt w:val="bullet"/>
+      <w:lvlText w:val=""/>
+      <w:lvlJc w:val="left"/>
+      <w:pPr>
+        <w:tabs>
+          <w:tab w:val="num" w:pos="4320"/>
+        </w:tabs>
+        <w:ind w:left="4320" w:hanging="360"/>
+      </w:pPr>
+      <w:rPr>
+        <w:rFonts w:ascii="Wingdings" w:hAnsi="Wingdings" w:hint="default"/>
+        <w:sz w:val="20"/>
+      </w:rPr>
+    </w:lvl>
+    <w:lvl w:ilvl="6" w:tentative="1">
+      <w:start w:val="1"/>
+      <w:numFmt w:val="bullet"/>
+      <w:lvlText w:val=""/>
+      <w:lvlJc w:val="left"/>
+      <w:pPr>
+        <w:tabs>
+          <w:tab w:val="num" w:pos="5040"/>
+        </w:tabs>
+        <w:ind w:left="5040" w:hanging="360"/>
+      </w:pPr>
+      <w:rPr>
+        <w:rFonts w:ascii="Wingdings" w:hAnsi="Wingdings" w:hint="default"/>
+        <w:sz w:val="20"/>
+      </w:rPr>
+    </w:lvl>
+    <w:lvl w:ilvl="7" w:tentative="1">
+      <w:start w:val="1"/>
+      <w:numFmt w:val="bullet"/>
+      <w:lvlText w:val=""/>
+      <w:lvlJc w:val="left"/>
+      <w:pPr>
+        <w:tabs>
+          <w:tab w:val="num" w:pos="5760"/>
+        </w:tabs>
+        <w:ind w:left="5760" w:hanging="360"/>
+      </w:pPr>
+      <w:rPr>
+        <w:rFonts w:ascii="Wingdings" w:hAnsi="Wingdings" w:hint="default"/>
+        <w:sz w:val="20"/>
+      </w:rPr>
+    </w:lvl>
+    <w:lvl w:ilvl="8" w:tentative="1">
+      <w:start w:val="1"/>
+      <w:numFmt w:val="bullet"/>
+      <w:lvlText w:val=""/>
+      <w:lvlJc w:val="left"/>
+      <w:pPr>
+        <w:tabs>
+          <w:tab w:val="num" w:pos="6480"/>
+        </w:tabs>
+        <w:ind w:left="6480" w:hanging="360"/>
+      </w:pPr>
+      <w:rPr>
+        <w:rFonts w:ascii="Wingdings" w:hAnsi="Wingdings" w:hint="default"/>
+        <w:sz w:val="20"/>
+      </w:rPr>
+    </w:lvl>
+  </w:abstractNum>
+  <w:abstractNum w:abstractNumId="5" w15:restartNumberingAfterBreak="0">
     <w:nsid w:val="20A462D2"/>
     <w:multiLevelType w:val="multilevel"/>
     <w:tmpl w:val="A52C0D20"/>
@@ -274,7 +1698,841 @@
       </w:pPr>
     </w:lvl>
   </w:abstractNum>
-  <w:abstractNum w:abstractNumId="1" w15:restartNumberingAfterBreak="0">
+  <w:abstractNum w:abstractNumId="6" w15:restartNumberingAfterBreak="0">
+    <w:nsid w:val="2BF926DA"/>
+    <w:multiLevelType w:val="multilevel"/>
+    <w:tmpl w:val="646AA1C2"/>
+    <w:lvl w:ilvl="0">
+      <w:start w:val="1"/>
+      <w:numFmt w:val="bullet"/>
+      <w:lvlText w:val=""/>
+      <w:lvlJc w:val="left"/>
+      <w:pPr>
+        <w:tabs>
+          <w:tab w:val="num" w:pos="720"/>
+        </w:tabs>
+        <w:ind w:left="720" w:hanging="360"/>
+      </w:pPr>
+      <w:rPr>
+        <w:rFonts w:ascii="Symbol" w:hAnsi="Symbol" w:hint="default"/>
+        <w:sz w:val="20"/>
+      </w:rPr>
+    </w:lvl>
+    <w:lvl w:ilvl="1" w:tentative="1">
+      <w:start w:val="1"/>
+      <w:numFmt w:val="bullet"/>
+      <w:lvlText w:val="o"/>
+      <w:lvlJc w:val="left"/>
+      <w:pPr>
+        <w:tabs>
+          <w:tab w:val="num" w:pos="1440"/>
+        </w:tabs>
+        <w:ind w:left="1440" w:hanging="360"/>
+      </w:pPr>
+      <w:rPr>
+        <w:rFonts w:ascii="Courier New" w:hAnsi="Courier New" w:hint="default"/>
+        <w:sz w:val="20"/>
+      </w:rPr>
+    </w:lvl>
+    <w:lvl w:ilvl="2" w:tentative="1">
+      <w:start w:val="1"/>
+      <w:numFmt w:val="bullet"/>
+      <w:lvlText w:val=""/>
+      <w:lvlJc w:val="left"/>
+      <w:pPr>
+        <w:tabs>
+          <w:tab w:val="num" w:pos="2160"/>
+        </w:tabs>
+        <w:ind w:left="2160" w:hanging="360"/>
+      </w:pPr>
+      <w:rPr>
+        <w:rFonts w:ascii="Wingdings" w:hAnsi="Wingdings" w:hint="default"/>
+        <w:sz w:val="20"/>
+      </w:rPr>
+    </w:lvl>
+    <w:lvl w:ilvl="3" w:tentative="1">
+      <w:start w:val="1"/>
+      <w:numFmt w:val="bullet"/>
+      <w:lvlText w:val=""/>
+      <w:lvlJc w:val="left"/>
+      <w:pPr>
+        <w:tabs>
+          <w:tab w:val="num" w:pos="2880"/>
+        </w:tabs>
+        <w:ind w:left="2880" w:hanging="360"/>
+      </w:pPr>
+      <w:rPr>
+        <w:rFonts w:ascii="Wingdings" w:hAnsi="Wingdings" w:hint="default"/>
+        <w:sz w:val="20"/>
+      </w:rPr>
+    </w:lvl>
+    <w:lvl w:ilvl="4" w:tentative="1">
+      <w:start w:val="1"/>
+      <w:numFmt w:val="bullet"/>
+      <w:lvlText w:val=""/>
+      <w:lvlJc w:val="left"/>
+      <w:pPr>
+        <w:tabs>
+          <w:tab w:val="num" w:pos="3600"/>
+        </w:tabs>
+        <w:ind w:left="3600" w:hanging="360"/>
+      </w:pPr>
+      <w:rPr>
+        <w:rFonts w:ascii="Wingdings" w:hAnsi="Wingdings" w:hint="default"/>
+        <w:sz w:val="20"/>
+      </w:rPr>
+    </w:lvl>
+    <w:lvl w:ilvl="5" w:tentative="1">
+      <w:start w:val="1"/>
+      <w:numFmt w:val="bullet"/>
+      <w:lvlText w:val=""/>
+      <w:lvlJc w:val="left"/>
+      <w:pPr>
+        <w:tabs>
+          <w:tab w:val="num" w:pos="4320"/>
+        </w:tabs>
+        <w:ind w:left="4320" w:hanging="360"/>
+      </w:pPr>
+      <w:rPr>
+        <w:rFonts w:ascii="Wingdings" w:hAnsi="Wingdings" w:hint="default"/>
+        <w:sz w:val="20"/>
+      </w:rPr>
+    </w:lvl>
+    <w:lvl w:ilvl="6" w:tentative="1">
+      <w:start w:val="1"/>
+      <w:numFmt w:val="bullet"/>
+      <w:lvlText w:val=""/>
+      <w:lvlJc w:val="left"/>
+      <w:pPr>
+        <w:tabs>
+          <w:tab w:val="num" w:pos="5040"/>
+        </w:tabs>
+        <w:ind w:left="5040" w:hanging="360"/>
+      </w:pPr>
+      <w:rPr>
+        <w:rFonts w:ascii="Wingdings" w:hAnsi="Wingdings" w:hint="default"/>
+        <w:sz w:val="20"/>
+      </w:rPr>
+    </w:lvl>
+    <w:lvl w:ilvl="7" w:tentative="1">
+      <w:start w:val="1"/>
+      <w:numFmt w:val="bullet"/>
+      <w:lvlText w:val=""/>
+      <w:lvlJc w:val="left"/>
+      <w:pPr>
+        <w:tabs>
+          <w:tab w:val="num" w:pos="5760"/>
+        </w:tabs>
+        <w:ind w:left="5760" w:hanging="360"/>
+      </w:pPr>
+      <w:rPr>
+        <w:rFonts w:ascii="Wingdings" w:hAnsi="Wingdings" w:hint="default"/>
+        <w:sz w:val="20"/>
+      </w:rPr>
+    </w:lvl>
+    <w:lvl w:ilvl="8" w:tentative="1">
+      <w:start w:val="1"/>
+      <w:numFmt w:val="bullet"/>
+      <w:lvlText w:val=""/>
+      <w:lvlJc w:val="left"/>
+      <w:pPr>
+        <w:tabs>
+          <w:tab w:val="num" w:pos="6480"/>
+        </w:tabs>
+        <w:ind w:left="6480" w:hanging="360"/>
+      </w:pPr>
+      <w:rPr>
+        <w:rFonts w:ascii="Wingdings" w:hAnsi="Wingdings" w:hint="default"/>
+        <w:sz w:val="20"/>
+      </w:rPr>
+    </w:lvl>
+  </w:abstractNum>
+  <w:abstractNum w:abstractNumId="7" w15:restartNumberingAfterBreak="0">
+    <w:nsid w:val="2E0F449F"/>
+    <w:multiLevelType w:val="multilevel"/>
+    <w:tmpl w:val="B3D2F304"/>
+    <w:lvl w:ilvl="0">
+      <w:start w:val="1"/>
+      <w:numFmt w:val="bullet"/>
+      <w:lvlText w:val=""/>
+      <w:lvlJc w:val="left"/>
+      <w:pPr>
+        <w:tabs>
+          <w:tab w:val="num" w:pos="720"/>
+        </w:tabs>
+        <w:ind w:left="720" w:hanging="360"/>
+      </w:pPr>
+      <w:rPr>
+        <w:rFonts w:ascii="Symbol" w:hAnsi="Symbol" w:hint="default"/>
+        <w:sz w:val="20"/>
+      </w:rPr>
+    </w:lvl>
+    <w:lvl w:ilvl="1">
+      <w:start w:val="1"/>
+      <w:numFmt w:val="bullet"/>
+      <w:lvlText w:val="o"/>
+      <w:lvlJc w:val="left"/>
+      <w:pPr>
+        <w:tabs>
+          <w:tab w:val="num" w:pos="1440"/>
+        </w:tabs>
+        <w:ind w:left="1440" w:hanging="360"/>
+      </w:pPr>
+      <w:rPr>
+        <w:rFonts w:ascii="Courier New" w:hAnsi="Courier New" w:hint="default"/>
+        <w:sz w:val="20"/>
+      </w:rPr>
+    </w:lvl>
+    <w:lvl w:ilvl="2" w:tentative="1">
+      <w:start w:val="1"/>
+      <w:numFmt w:val="bullet"/>
+      <w:lvlText w:val=""/>
+      <w:lvlJc w:val="left"/>
+      <w:pPr>
+        <w:tabs>
+          <w:tab w:val="num" w:pos="2160"/>
+        </w:tabs>
+        <w:ind w:left="2160" w:hanging="360"/>
+      </w:pPr>
+      <w:rPr>
+        <w:rFonts w:ascii="Wingdings" w:hAnsi="Wingdings" w:hint="default"/>
+        <w:sz w:val="20"/>
+      </w:rPr>
+    </w:lvl>
+    <w:lvl w:ilvl="3" w:tentative="1">
+      <w:start w:val="1"/>
+      <w:numFmt w:val="bullet"/>
+      <w:lvlText w:val=""/>
+      <w:lvlJc w:val="left"/>
+      <w:pPr>
+        <w:tabs>
+          <w:tab w:val="num" w:pos="2880"/>
+        </w:tabs>
+        <w:ind w:left="2880" w:hanging="360"/>
+      </w:pPr>
+      <w:rPr>
+        <w:rFonts w:ascii="Wingdings" w:hAnsi="Wingdings" w:hint="default"/>
+        <w:sz w:val="20"/>
+      </w:rPr>
+    </w:lvl>
+    <w:lvl w:ilvl="4" w:tentative="1">
+      <w:start w:val="1"/>
+      <w:numFmt w:val="bullet"/>
+      <w:lvlText w:val=""/>
+      <w:lvlJc w:val="left"/>
+      <w:pPr>
+        <w:tabs>
+          <w:tab w:val="num" w:pos="3600"/>
+        </w:tabs>
+        <w:ind w:left="3600" w:hanging="360"/>
+      </w:pPr>
+      <w:rPr>
+        <w:rFonts w:ascii="Wingdings" w:hAnsi="Wingdings" w:hint="default"/>
+        <w:sz w:val="20"/>
+      </w:rPr>
+    </w:lvl>
+    <w:lvl w:ilvl="5" w:tentative="1">
+      <w:start w:val="1"/>
+      <w:numFmt w:val="bullet"/>
+      <w:lvlText w:val=""/>
+      <w:lvlJc w:val="left"/>
+      <w:pPr>
+        <w:tabs>
+          <w:tab w:val="num" w:pos="4320"/>
+        </w:tabs>
+        <w:ind w:left="4320" w:hanging="360"/>
+      </w:pPr>
+      <w:rPr>
+        <w:rFonts w:ascii="Wingdings" w:hAnsi="Wingdings" w:hint="default"/>
+        <w:sz w:val="20"/>
+      </w:rPr>
+    </w:lvl>
+    <w:lvl w:ilvl="6" w:tentative="1">
+      <w:start w:val="1"/>
+      <w:numFmt w:val="bullet"/>
+      <w:lvlText w:val=""/>
+      <w:lvlJc w:val="left"/>
+      <w:pPr>
+        <w:tabs>
+          <w:tab w:val="num" w:pos="5040"/>
+        </w:tabs>
+        <w:ind w:left="5040" w:hanging="360"/>
+      </w:pPr>
+      <w:rPr>
+        <w:rFonts w:ascii="Wingdings" w:hAnsi="Wingdings" w:hint="default"/>
+        <w:sz w:val="20"/>
+      </w:rPr>
+    </w:lvl>
+    <w:lvl w:ilvl="7" w:tentative="1">
+      <w:start w:val="1"/>
+      <w:numFmt w:val="bullet"/>
+      <w:lvlText w:val=""/>
+      <w:lvlJc w:val="left"/>
+      <w:pPr>
+        <w:tabs>
+          <w:tab w:val="num" w:pos="5760"/>
+        </w:tabs>
+        <w:ind w:left="5760" w:hanging="360"/>
+      </w:pPr>
+      <w:rPr>
+        <w:rFonts w:ascii="Wingdings" w:hAnsi="Wingdings" w:hint="default"/>
+        <w:sz w:val="20"/>
+      </w:rPr>
+    </w:lvl>
+    <w:lvl w:ilvl="8" w:tentative="1">
+      <w:start w:val="1"/>
+      <w:numFmt w:val="bullet"/>
+      <w:lvlText w:val=""/>
+      <w:lvlJc w:val="left"/>
+      <w:pPr>
+        <w:tabs>
+          <w:tab w:val="num" w:pos="6480"/>
+        </w:tabs>
+        <w:ind w:left="6480" w:hanging="360"/>
+      </w:pPr>
+      <w:rPr>
+        <w:rFonts w:ascii="Wingdings" w:hAnsi="Wingdings" w:hint="default"/>
+        <w:sz w:val="20"/>
+      </w:rPr>
+    </w:lvl>
+  </w:abstractNum>
+  <w:abstractNum w:abstractNumId="8" w15:restartNumberingAfterBreak="0">
+    <w:nsid w:val="3A9B03AF"/>
+    <w:multiLevelType w:val="multilevel"/>
+    <w:tmpl w:val="0032EDC6"/>
+    <w:lvl w:ilvl="0">
+      <w:start w:val="1"/>
+      <w:numFmt w:val="bullet"/>
+      <w:lvlText w:val=""/>
+      <w:lvlJc w:val="left"/>
+      <w:pPr>
+        <w:tabs>
+          <w:tab w:val="num" w:pos="720"/>
+        </w:tabs>
+        <w:ind w:left="720" w:hanging="360"/>
+      </w:pPr>
+      <w:rPr>
+        <w:rFonts w:ascii="Symbol" w:hAnsi="Symbol" w:hint="default"/>
+        <w:sz w:val="20"/>
+      </w:rPr>
+    </w:lvl>
+    <w:lvl w:ilvl="1" w:tentative="1">
+      <w:start w:val="1"/>
+      <w:numFmt w:val="bullet"/>
+      <w:lvlText w:val="o"/>
+      <w:lvlJc w:val="left"/>
+      <w:pPr>
+        <w:tabs>
+          <w:tab w:val="num" w:pos="1440"/>
+        </w:tabs>
+        <w:ind w:left="1440" w:hanging="360"/>
+      </w:pPr>
+      <w:rPr>
+        <w:rFonts w:ascii="Courier New" w:hAnsi="Courier New" w:hint="default"/>
+        <w:sz w:val="20"/>
+      </w:rPr>
+    </w:lvl>
+    <w:lvl w:ilvl="2" w:tentative="1">
+      <w:start w:val="1"/>
+      <w:numFmt w:val="bullet"/>
+      <w:lvlText w:val=""/>
+      <w:lvlJc w:val="left"/>
+      <w:pPr>
+        <w:tabs>
+          <w:tab w:val="num" w:pos="2160"/>
+        </w:tabs>
+        <w:ind w:left="2160" w:hanging="360"/>
+      </w:pPr>
+      <w:rPr>
+        <w:rFonts w:ascii="Wingdings" w:hAnsi="Wingdings" w:hint="default"/>
+        <w:sz w:val="20"/>
+      </w:rPr>
+    </w:lvl>
+    <w:lvl w:ilvl="3" w:tentative="1">
+      <w:start w:val="1"/>
+      <w:numFmt w:val="bullet"/>
+      <w:lvlText w:val=""/>
+      <w:lvlJc w:val="left"/>
+      <w:pPr>
+        <w:tabs>
+          <w:tab w:val="num" w:pos="2880"/>
+        </w:tabs>
+        <w:ind w:left="2880" w:hanging="360"/>
+      </w:pPr>
+      <w:rPr>
+        <w:rFonts w:ascii="Wingdings" w:hAnsi="Wingdings" w:hint="default"/>
+        <w:sz w:val="20"/>
+      </w:rPr>
+    </w:lvl>
+    <w:lvl w:ilvl="4" w:tentative="1">
+      <w:start w:val="1"/>
+      <w:numFmt w:val="bullet"/>
+      <w:lvlText w:val=""/>
+      <w:lvlJc w:val="left"/>
+      <w:pPr>
+        <w:tabs>
+          <w:tab w:val="num" w:pos="3600"/>
+        </w:tabs>
+        <w:ind w:left="3600" w:hanging="360"/>
+      </w:pPr>
+      <w:rPr>
+        <w:rFonts w:ascii="Wingdings" w:hAnsi="Wingdings" w:hint="default"/>
+        <w:sz w:val="20"/>
+      </w:rPr>
+    </w:lvl>
+    <w:lvl w:ilvl="5" w:tentative="1">
+      <w:start w:val="1"/>
+      <w:numFmt w:val="bullet"/>
+      <w:lvlText w:val=""/>
+      <w:lvlJc w:val="left"/>
+      <w:pPr>
+        <w:tabs>
+          <w:tab w:val="num" w:pos="4320"/>
+        </w:tabs>
+        <w:ind w:left="4320" w:hanging="360"/>
+      </w:pPr>
+      <w:rPr>
+        <w:rFonts w:ascii="Wingdings" w:hAnsi="Wingdings" w:hint="default"/>
+        <w:sz w:val="20"/>
+      </w:rPr>
+    </w:lvl>
+    <w:lvl w:ilvl="6" w:tentative="1">
+      <w:start w:val="1"/>
+      <w:numFmt w:val="bullet"/>
+      <w:lvlText w:val=""/>
+      <w:lvlJc w:val="left"/>
+      <w:pPr>
+        <w:tabs>
+          <w:tab w:val="num" w:pos="5040"/>
+        </w:tabs>
+        <w:ind w:left="5040" w:hanging="360"/>
+      </w:pPr>
+      <w:rPr>
+        <w:rFonts w:ascii="Wingdings" w:hAnsi="Wingdings" w:hint="default"/>
+        <w:sz w:val="20"/>
+      </w:rPr>
+    </w:lvl>
+    <w:lvl w:ilvl="7" w:tentative="1">
+      <w:start w:val="1"/>
+      <w:numFmt w:val="bullet"/>
+      <w:lvlText w:val=""/>
+      <w:lvlJc w:val="left"/>
+      <w:pPr>
+        <w:tabs>
+          <w:tab w:val="num" w:pos="5760"/>
+        </w:tabs>
+        <w:ind w:left="5760" w:hanging="360"/>
+      </w:pPr>
+      <w:rPr>
+        <w:rFonts w:ascii="Wingdings" w:hAnsi="Wingdings" w:hint="default"/>
+        <w:sz w:val="20"/>
+      </w:rPr>
+    </w:lvl>
+    <w:lvl w:ilvl="8" w:tentative="1">
+      <w:start w:val="1"/>
+      <w:numFmt w:val="bullet"/>
+      <w:lvlText w:val=""/>
+      <w:lvlJc w:val="left"/>
+      <w:pPr>
+        <w:tabs>
+          <w:tab w:val="num" w:pos="6480"/>
+        </w:tabs>
+        <w:ind w:left="6480" w:hanging="360"/>
+      </w:pPr>
+      <w:rPr>
+        <w:rFonts w:ascii="Wingdings" w:hAnsi="Wingdings" w:hint="default"/>
+        <w:sz w:val="20"/>
+      </w:rPr>
+    </w:lvl>
+  </w:abstractNum>
+  <w:abstractNum w:abstractNumId="9" w15:restartNumberingAfterBreak="0">
+    <w:nsid w:val="428350FC"/>
+    <w:multiLevelType w:val="multilevel"/>
+    <w:tmpl w:val="23EEB6F4"/>
+    <w:lvl w:ilvl="0">
+      <w:start w:val="1"/>
+      <w:numFmt w:val="bullet"/>
+      <w:lvlText w:val=""/>
+      <w:lvlJc w:val="left"/>
+      <w:pPr>
+        <w:tabs>
+          <w:tab w:val="num" w:pos="720"/>
+        </w:tabs>
+        <w:ind w:left="720" w:hanging="360"/>
+      </w:pPr>
+      <w:rPr>
+        <w:rFonts w:ascii="Symbol" w:hAnsi="Symbol" w:hint="default"/>
+        <w:sz w:val="20"/>
+      </w:rPr>
+    </w:lvl>
+    <w:lvl w:ilvl="1" w:tentative="1">
+      <w:start w:val="1"/>
+      <w:numFmt w:val="bullet"/>
+      <w:lvlText w:val="o"/>
+      <w:lvlJc w:val="left"/>
+      <w:pPr>
+        <w:tabs>
+          <w:tab w:val="num" w:pos="1440"/>
+        </w:tabs>
+        <w:ind w:left="1440" w:hanging="360"/>
+      </w:pPr>
+      <w:rPr>
+        <w:rFonts w:ascii="Courier New" w:hAnsi="Courier New" w:hint="default"/>
+        <w:sz w:val="20"/>
+      </w:rPr>
+    </w:lvl>
+    <w:lvl w:ilvl="2" w:tentative="1">
+      <w:start w:val="1"/>
+      <w:numFmt w:val="bullet"/>
+      <w:lvlText w:val=""/>
+      <w:lvlJc w:val="left"/>
+      <w:pPr>
+        <w:tabs>
+          <w:tab w:val="num" w:pos="2160"/>
+        </w:tabs>
+        <w:ind w:left="2160" w:hanging="360"/>
+      </w:pPr>
+      <w:rPr>
+        <w:rFonts w:ascii="Wingdings" w:hAnsi="Wingdings" w:hint="default"/>
+        <w:sz w:val="20"/>
+      </w:rPr>
+    </w:lvl>
+    <w:lvl w:ilvl="3" w:tentative="1">
+      <w:start w:val="1"/>
+      <w:numFmt w:val="bullet"/>
+      <w:lvlText w:val=""/>
+      <w:lvlJc w:val="left"/>
+      <w:pPr>
+        <w:tabs>
+          <w:tab w:val="num" w:pos="2880"/>
+        </w:tabs>
+        <w:ind w:left="2880" w:hanging="360"/>
+      </w:pPr>
+      <w:rPr>
+        <w:rFonts w:ascii="Wingdings" w:hAnsi="Wingdings" w:hint="default"/>
+        <w:sz w:val="20"/>
+      </w:rPr>
+    </w:lvl>
+    <w:lvl w:ilvl="4" w:tentative="1">
+      <w:start w:val="1"/>
+      <w:numFmt w:val="bullet"/>
+      <w:lvlText w:val=""/>
+      <w:lvlJc w:val="left"/>
+      <w:pPr>
+        <w:tabs>
+          <w:tab w:val="num" w:pos="3600"/>
+        </w:tabs>
+        <w:ind w:left="3600" w:hanging="360"/>
+      </w:pPr>
+      <w:rPr>
+        <w:rFonts w:ascii="Wingdings" w:hAnsi="Wingdings" w:hint="default"/>
+        <w:sz w:val="20"/>
+      </w:rPr>
+    </w:lvl>
+    <w:lvl w:ilvl="5" w:tentative="1">
+      <w:start w:val="1"/>
+      <w:numFmt w:val="bullet"/>
+      <w:lvlText w:val=""/>
+      <w:lvlJc w:val="left"/>
+      <w:pPr>
+        <w:tabs>
+          <w:tab w:val="num" w:pos="4320"/>
+        </w:tabs>
+        <w:ind w:left="4320" w:hanging="360"/>
+      </w:pPr>
+      <w:rPr>
+        <w:rFonts w:ascii="Wingdings" w:hAnsi="Wingdings" w:hint="default"/>
+        <w:sz w:val="20"/>
+      </w:rPr>
+    </w:lvl>
+    <w:lvl w:ilvl="6" w:tentative="1">
+      <w:start w:val="1"/>
+      <w:numFmt w:val="bullet"/>
+      <w:lvlText w:val=""/>
+      <w:lvlJc w:val="left"/>
+      <w:pPr>
+        <w:tabs>
+          <w:tab w:val="num" w:pos="5040"/>
+        </w:tabs>
+        <w:ind w:left="5040" w:hanging="360"/>
+      </w:pPr>
+      <w:rPr>
+        <w:rFonts w:ascii="Wingdings" w:hAnsi="Wingdings" w:hint="default"/>
+        <w:sz w:val="20"/>
+      </w:rPr>
+    </w:lvl>
+    <w:lvl w:ilvl="7" w:tentative="1">
+      <w:start w:val="1"/>
+      <w:numFmt w:val="bullet"/>
+      <w:lvlText w:val=""/>
+      <w:lvlJc w:val="left"/>
+      <w:pPr>
+        <w:tabs>
+          <w:tab w:val="num" w:pos="5760"/>
+        </w:tabs>
+        <w:ind w:left="5760" w:hanging="360"/>
+      </w:pPr>
+      <w:rPr>
+        <w:rFonts w:ascii="Wingdings" w:hAnsi="Wingdings" w:hint="default"/>
+        <w:sz w:val="20"/>
+      </w:rPr>
+    </w:lvl>
+    <w:lvl w:ilvl="8" w:tentative="1">
+      <w:start w:val="1"/>
+      <w:numFmt w:val="bullet"/>
+      <w:lvlText w:val=""/>
+      <w:lvlJc w:val="left"/>
+      <w:pPr>
+        <w:tabs>
+          <w:tab w:val="num" w:pos="6480"/>
+        </w:tabs>
+        <w:ind w:left="6480" w:hanging="360"/>
+      </w:pPr>
+      <w:rPr>
+        <w:rFonts w:ascii="Wingdings" w:hAnsi="Wingdings" w:hint="default"/>
+        <w:sz w:val="20"/>
+      </w:rPr>
+    </w:lvl>
+  </w:abstractNum>
+  <w:abstractNum w:abstractNumId="10" w15:restartNumberingAfterBreak="0">
+    <w:nsid w:val="64F85C25"/>
+    <w:multiLevelType w:val="multilevel"/>
+    <w:tmpl w:val="A47A5D14"/>
+    <w:lvl w:ilvl="0">
+      <w:start w:val="1"/>
+      <w:numFmt w:val="bullet"/>
+      <w:lvlText w:val=""/>
+      <w:lvlJc w:val="left"/>
+      <w:pPr>
+        <w:tabs>
+          <w:tab w:val="num" w:pos="720"/>
+        </w:tabs>
+        <w:ind w:left="720" w:hanging="360"/>
+      </w:pPr>
+      <w:rPr>
+        <w:rFonts w:ascii="Symbol" w:hAnsi="Symbol" w:hint="default"/>
+        <w:sz w:val="20"/>
+      </w:rPr>
+    </w:lvl>
+    <w:lvl w:ilvl="1" w:tentative="1">
+      <w:start w:val="1"/>
+      <w:numFmt w:val="bullet"/>
+      <w:lvlText w:val="o"/>
+      <w:lvlJc w:val="left"/>
+      <w:pPr>
+        <w:tabs>
+          <w:tab w:val="num" w:pos="1440"/>
+        </w:tabs>
+        <w:ind w:left="1440" w:hanging="360"/>
+      </w:pPr>
+      <w:rPr>
+        <w:rFonts w:ascii="Courier New" w:hAnsi="Courier New" w:hint="default"/>
+        <w:sz w:val="20"/>
+      </w:rPr>
+    </w:lvl>
+    <w:lvl w:ilvl="2" w:tentative="1">
+      <w:start w:val="1"/>
+      <w:numFmt w:val="bullet"/>
+      <w:lvlText w:val=""/>
+      <w:lvlJc w:val="left"/>
+      <w:pPr>
+        <w:tabs>
+          <w:tab w:val="num" w:pos="2160"/>
+        </w:tabs>
+        <w:ind w:left="2160" w:hanging="360"/>
+      </w:pPr>
+      <w:rPr>
+        <w:rFonts w:ascii="Wingdings" w:hAnsi="Wingdings" w:hint="default"/>
+        <w:sz w:val="20"/>
+      </w:rPr>
+    </w:lvl>
+    <w:lvl w:ilvl="3" w:tentative="1">
+      <w:start w:val="1"/>
+      <w:numFmt w:val="bullet"/>
+      <w:lvlText w:val=""/>
+      <w:lvlJc w:val="left"/>
+      <w:pPr>
+        <w:tabs>
+          <w:tab w:val="num" w:pos="2880"/>
+        </w:tabs>
+        <w:ind w:left="2880" w:hanging="360"/>
+      </w:pPr>
+      <w:rPr>
+        <w:rFonts w:ascii="Wingdings" w:hAnsi="Wingdings" w:hint="default"/>
+        <w:sz w:val="20"/>
+      </w:rPr>
+    </w:lvl>
+    <w:lvl w:ilvl="4" w:tentative="1">
+      <w:start w:val="1"/>
+      <w:numFmt w:val="bullet"/>
+      <w:lvlText w:val=""/>
+      <w:lvlJc w:val="left"/>
+      <w:pPr>
+        <w:tabs>
+          <w:tab w:val="num" w:pos="3600"/>
+        </w:tabs>
+        <w:ind w:left="3600" w:hanging="360"/>
+      </w:pPr>
+      <w:rPr>
+        <w:rFonts w:ascii="Wingdings" w:hAnsi="Wingdings" w:hint="default"/>
+        <w:sz w:val="20"/>
+      </w:rPr>
+    </w:lvl>
+    <w:lvl w:ilvl="5" w:tentative="1">
+      <w:start w:val="1"/>
+      <w:numFmt w:val="bullet"/>
+      <w:lvlText w:val=""/>
+      <w:lvlJc w:val="left"/>
+      <w:pPr>
+        <w:tabs>
+          <w:tab w:val="num" w:pos="4320"/>
+        </w:tabs>
+        <w:ind w:left="4320" w:hanging="360"/>
+      </w:pPr>
+      <w:rPr>
+        <w:rFonts w:ascii="Wingdings" w:hAnsi="Wingdings" w:hint="default"/>
+        <w:sz w:val="20"/>
+      </w:rPr>
+    </w:lvl>
+    <w:lvl w:ilvl="6" w:tentative="1">
+      <w:start w:val="1"/>
+      <w:numFmt w:val="bullet"/>
+      <w:lvlText w:val=""/>
+      <w:lvlJc w:val="left"/>
+      <w:pPr>
+        <w:tabs>
+          <w:tab w:val="num" w:pos="5040"/>
+        </w:tabs>
+        <w:ind w:left="5040" w:hanging="360"/>
+      </w:pPr>
+      <w:rPr>
+        <w:rFonts w:ascii="Wingdings" w:hAnsi="Wingdings" w:hint="default"/>
+        <w:sz w:val="20"/>
+      </w:rPr>
+    </w:lvl>
+    <w:lvl w:ilvl="7" w:tentative="1">
+      <w:start w:val="1"/>
+      <w:numFmt w:val="bullet"/>
+      <w:lvlText w:val=""/>
+      <w:lvlJc w:val="left"/>
+      <w:pPr>
+        <w:tabs>
+          <w:tab w:val="num" w:pos="5760"/>
+        </w:tabs>
+        <w:ind w:left="5760" w:hanging="360"/>
+      </w:pPr>
+      <w:rPr>
+        <w:rFonts w:ascii="Wingdings" w:hAnsi="Wingdings" w:hint="default"/>
+        <w:sz w:val="20"/>
+      </w:rPr>
+    </w:lvl>
+    <w:lvl w:ilvl="8" w:tentative="1">
+      <w:start w:val="1"/>
+      <w:numFmt w:val="bullet"/>
+      <w:lvlText w:val=""/>
+      <w:lvlJc w:val="left"/>
+      <w:pPr>
+        <w:tabs>
+          <w:tab w:val="num" w:pos="6480"/>
+        </w:tabs>
+        <w:ind w:left="6480" w:hanging="360"/>
+      </w:pPr>
+      <w:rPr>
+        <w:rFonts w:ascii="Wingdings" w:hAnsi="Wingdings" w:hint="default"/>
+        <w:sz w:val="20"/>
+      </w:rPr>
+    </w:lvl>
+  </w:abstractNum>
+  <w:abstractNum w:abstractNumId="11" w15:restartNumberingAfterBreak="0">
+    <w:nsid w:val="6ABC02E3"/>
+    <w:multiLevelType w:val="hybridMultilevel"/>
+    <w:tmpl w:val="3F48FF3A"/>
+    <w:lvl w:ilvl="0" w:tplc="2000000F">
+      <w:start w:val="1"/>
+      <w:numFmt w:val="decimal"/>
+      <w:lvlText w:val="%1."/>
+      <w:lvlJc w:val="left"/>
+      <w:pPr>
+        <w:ind w:left="720" w:hanging="360"/>
+      </w:pPr>
+      <w:rPr>
+        <w:rFonts w:hint="default"/>
+      </w:rPr>
+    </w:lvl>
+    <w:lvl w:ilvl="1" w:tplc="20000019" w:tentative="1">
+      <w:start w:val="1"/>
+      <w:numFmt w:val="lowerLetter"/>
+      <w:lvlText w:val="%2."/>
+      <w:lvlJc w:val="left"/>
+      <w:pPr>
+        <w:ind w:left="1440" w:hanging="360"/>
+      </w:pPr>
+    </w:lvl>
+    <w:lvl w:ilvl="2" w:tplc="2000001B" w:tentative="1">
+      <w:start w:val="1"/>
+      <w:numFmt w:val="lowerRoman"/>
+      <w:lvlText w:val="%3."/>
+      <w:lvlJc w:val="right"/>
+      <w:pPr>
+        <w:ind w:left="2160" w:hanging="180"/>
+      </w:pPr>
+    </w:lvl>
+    <w:lvl w:ilvl="3" w:tplc="2000000F" w:tentative="1">
+      <w:start w:val="1"/>
+      <w:numFmt w:val="decimal"/>
+      <w:lvlText w:val="%4."/>
+      <w:lvlJc w:val="left"/>
+      <w:pPr>
+        <w:ind w:left="2880" w:hanging="360"/>
+      </w:pPr>
+    </w:lvl>
+    <w:lvl w:ilvl="4" w:tplc="20000019" w:tentative="1">
+      <w:start w:val="1"/>
+      <w:numFmt w:val="lowerLetter"/>
+      <w:lvlText w:val="%5."/>
+      <w:lvlJc w:val="left"/>
+      <w:pPr>
+        <w:ind w:left="3600" w:hanging="360"/>
+      </w:pPr>
+    </w:lvl>
+    <w:lvl w:ilvl="5" w:tplc="2000001B" w:tentative="1">
+      <w:start w:val="1"/>
+      <w:numFmt w:val="lowerRoman"/>
+      <w:lvlText w:val="%6."/>
+      <w:lvlJc w:val="right"/>
+      <w:pPr>
+        <w:ind w:left="4320" w:hanging="180"/>
+      </w:pPr>
+    </w:lvl>
+    <w:lvl w:ilvl="6" w:tplc="2000000F" w:tentative="1">
+      <w:start w:val="1"/>
+      <w:numFmt w:val="decimal"/>
+      <w:lvlText w:val="%7."/>
+      <w:lvlJc w:val="left"/>
+      <w:pPr>
+        <w:ind w:left="5040" w:hanging="360"/>
+      </w:pPr>
+    </w:lvl>
+    <w:lvl w:ilvl="7" w:tplc="20000019" w:tentative="1">
+      <w:start w:val="1"/>
+      <w:numFmt w:val="lowerLetter"/>
+      <w:lvlText w:val="%8."/>
+      <w:lvlJc w:val="left"/>
+      <w:pPr>
+        <w:ind w:left="5760" w:hanging="360"/>
+      </w:pPr>
+    </w:lvl>
+    <w:lvl w:ilvl="8" w:tplc="2000001B" w:tentative="1">
+      <w:start w:val="1"/>
+      <w:numFmt w:val="lowerRoman"/>
+      <w:lvlText w:val="%9."/>
+      <w:lvlJc w:val="right"/>
+      <w:pPr>
+        <w:ind w:left="6480" w:hanging="180"/>
+      </w:pPr>
+    </w:lvl>
+  </w:abstractNum>
+  <w:abstractNum w:abstractNumId="12" w15:restartNumberingAfterBreak="0">
     <w:nsid w:val="7C533ECD"/>
     <w:multiLevelType w:val="multilevel"/>
     <w:tmpl w:val="1A0ECB44"/>
@@ -388,10 +2646,43 @@
     </w:lvl>
   </w:abstractNum>
   <w:num w:numId="1" w16cid:durableId="2124228444">
+    <w:abstractNumId w:val="5"/>
+  </w:num>
+  <w:num w:numId="2" w16cid:durableId="888494440">
+    <w:abstractNumId w:val="12"/>
+  </w:num>
+  <w:num w:numId="3" w16cid:durableId="1109545376">
+    <w:abstractNumId w:val="4"/>
+  </w:num>
+  <w:num w:numId="4" w16cid:durableId="1355616740">
+    <w:abstractNumId w:val="7"/>
+  </w:num>
+  <w:num w:numId="5" w16cid:durableId="1166703144">
+    <w:abstractNumId w:val="2"/>
+  </w:num>
+  <w:num w:numId="6" w16cid:durableId="94398972">
+    <w:abstractNumId w:val="6"/>
+  </w:num>
+  <w:num w:numId="7" w16cid:durableId="331296104">
+    <w:abstractNumId w:val="9"/>
+  </w:num>
+  <w:num w:numId="8" w16cid:durableId="714934606">
+    <w:abstractNumId w:val="3"/>
+  </w:num>
+  <w:num w:numId="9" w16cid:durableId="764493324">
+    <w:abstractNumId w:val="8"/>
+  </w:num>
+  <w:num w:numId="10" w16cid:durableId="888960660">
     <w:abstractNumId w:val="0"/>
   </w:num>
-  <w:num w:numId="2" w16cid:durableId="888494440">
+  <w:num w:numId="11" w16cid:durableId="334379191">
+    <w:abstractNumId w:val="10"/>
+  </w:num>
+  <w:num w:numId="12" w16cid:durableId="1465074884">
     <w:abstractNumId w:val="1"/>
+  </w:num>
+  <w:num w:numId="13" w16cid:durableId="1122459724">
+    <w:abstractNumId w:val="11"/>
   </w:num>
 </w:numbering>
 </file>
@@ -1002,7 +3293,6 @@
   <w:style w:type="character" w:default="1" w:styleId="Standaardalinea-lettertype">
     <w:name w:val="Default Paragraph Font"/>
     <w:uiPriority w:val="1"/>
-    <w:semiHidden/>
     <w:unhideWhenUsed/>
   </w:style>
   <w:style w:type="table" w:default="1" w:styleId="Standaardtabel">
